--- a/CV.docx
+++ b/CV.docx
@@ -122,23 +122,12 @@
           <w:color w:val="auto"/>
         </w:rPr>
       </w:pPr>
-      <w:proofErr w:type="spellStart"/>
-      <w:proofErr w:type="gramStart"/>
-      <w:r>
-        <w:rPr>
-          <w:rFonts w:eastAsia="UD デジタル 教科書体 NK-R"/>
-          <w:color w:val="auto"/>
-        </w:rPr>
-        <w:t>Gofuku,Toyama</w:t>
-      </w:r>
-      <w:proofErr w:type="spellEnd"/>
-      <w:proofErr w:type="gramEnd"/>
-      <w:r>
-        <w:rPr>
-          <w:rFonts w:eastAsia="UD デジタル 教科書体 NK-R"/>
-          <w:color w:val="auto"/>
-        </w:rPr>
-        <w:t xml:space="preserve">, Toyama, </w:t>
+      <w:r>
+        <w:rPr>
+          <w:rFonts w:eastAsia="UD デジタル 教科書体 NK-R"/>
+          <w:color w:val="auto"/>
+        </w:rPr>
+        <w:t xml:space="preserve">Gofuku,Toyama, Toyama, </w:t>
       </w:r>
       <w:r>
         <w:rPr>
@@ -170,23 +159,7 @@
           <w:rFonts w:eastAsia="UD デジタル 教科書体 NK-R"/>
           <w:color w:val="auto"/>
         </w:rPr>
-        <w:t xml:space="preserve">Email: </w:t>
-      </w:r>
-      <w:proofErr w:type="spellStart"/>
-      <w:r>
-        <w:rPr>
-          <w:rFonts w:eastAsia="UD デジタル 教科書体 NK-R"/>
-          <w:color w:val="auto"/>
-        </w:rPr>
-        <w:t>hidekoba</w:t>
-      </w:r>
-      <w:proofErr w:type="spellEnd"/>
-      <w:r>
-        <w:rPr>
-          <w:rFonts w:eastAsia="UD デジタル 教科書体 NK-R"/>
-          <w:color w:val="auto"/>
-        </w:rPr>
-        <w:t>&lt;at&gt;</w:t>
+        <w:t>Email: hidekoba&lt;at&gt;</w:t>
       </w:r>
       <w:r>
         <w:rPr>
@@ -852,7 +825,6 @@
           <w:szCs w:val="28"/>
         </w:rPr>
       </w:pPr>
-      <w:proofErr w:type="gramStart"/>
       <w:r>
         <w:rPr>
           <w:rFonts w:eastAsia="UD デジタル 教科書体 NK-R"/>
@@ -884,19 +856,7 @@
           <w:sz w:val="28"/>
           <w:szCs w:val="28"/>
         </w:rPr>
-        <w:t>ed</w:t>
-      </w:r>
-      <w:proofErr w:type="gramEnd"/>
-      <w:r>
-        <w:rPr>
-          <w:rFonts w:eastAsia="UD デジタル 教科書体 NK-R"/>
-          <w:b/>
-          <w:bCs/>
-          <w:color w:val="auto"/>
-          <w:sz w:val="28"/>
-          <w:szCs w:val="28"/>
-        </w:rPr>
-        <w:t xml:space="preserve"> Scientific Journals:</w:t>
+        <w:t>ed Scientific Journals:</w:t>
       </w:r>
     </w:p>
     <w:p>
@@ -904,7 +864,7 @@
         <w:pStyle w:val="Default"/>
         <w:spacing w:line="288" w:lineRule="auto"/>
         <w:rPr>
-          <w:rFonts w:eastAsia="UD デジタル 教科書体 NK-R" w:hint="eastAsia"/>
+          <w:rFonts w:eastAsia="UD デジタル 教科書体 NK-R"/>
           <w:color w:val="auto"/>
         </w:rPr>
       </w:pPr>
@@ -936,39 +896,7 @@
           <w:rFonts w:eastAsia="UD デジタル 教科書体 NK-R"/>
           <w:color w:val="auto"/>
         </w:rPr>
-        <w:t xml:space="preserve">, T. </w:t>
-      </w:r>
-      <w:proofErr w:type="spellStart"/>
-      <w:r>
-        <w:rPr>
-          <w:rFonts w:eastAsia="UD デジタル 教科書体 NK-R"/>
-          <w:color w:val="auto"/>
-        </w:rPr>
-        <w:t>Yokohata</w:t>
-      </w:r>
-      <w:proofErr w:type="spellEnd"/>
-      <w:r>
-        <w:rPr>
-          <w:rFonts w:eastAsia="UD デジタル 教科書体 NK-R"/>
-          <w:color w:val="auto"/>
-        </w:rPr>
-        <w:t xml:space="preserve">, A. Yamamoto, T. Hajima, H. </w:t>
-      </w:r>
-      <w:proofErr w:type="spellStart"/>
-      <w:r>
-        <w:rPr>
-          <w:rFonts w:eastAsia="UD デジタル 教科書体 NK-R"/>
-          <w:color w:val="auto"/>
-        </w:rPr>
-        <w:t>Tatebe</w:t>
-      </w:r>
-      <w:proofErr w:type="spellEnd"/>
-      <w:r>
-        <w:rPr>
-          <w:rFonts w:eastAsia="UD デジタル 教科書体 NK-R"/>
-          <w:color w:val="auto"/>
-        </w:rPr>
-        <w:t>, A. Oka, and K. B. Rodgers</w:t>
+        <w:t>, T. Yokohata, A. Yamamoto, T. Hajima, H. Tatebe, A. Oka, and K. B. Rodgers</w:t>
       </w:r>
       <w:r>
         <w:rPr>
@@ -1034,7 +962,7 @@
         <w:pStyle w:val="Default"/>
         <w:spacing w:line="288" w:lineRule="auto"/>
         <w:rPr>
-          <w:rFonts w:eastAsia="UD デジタル 教科書体 NK-R" w:hint="eastAsia"/>
+          <w:rFonts w:eastAsia="UD デジタル 教科書体 NK-R"/>
           <w:color w:val="auto"/>
         </w:rPr>
       </w:pPr>
@@ -1625,21 +1553,12 @@
         </w:rPr>
         <w:t xml:space="preserve"> </w:t>
       </w:r>
-      <w:proofErr w:type="spellStart"/>
       <w:r>
         <w:rPr>
           <w:rFonts w:eastAsia="ＭＳ Ｐゴシック"/>
           <w:color w:val="auto"/>
         </w:rPr>
-        <w:t>Lhardy</w:t>
-      </w:r>
-      <w:proofErr w:type="spellEnd"/>
-      <w:r>
-        <w:rPr>
-          <w:rFonts w:eastAsia="ＭＳ Ｐゴシック"/>
-          <w:color w:val="auto"/>
-        </w:rPr>
-        <w:t>, F. et al. [</w:t>
+        <w:t>Lhardy, F. et al. [</w:t>
       </w:r>
       <w:r>
         <w:rPr>
@@ -1839,15 +1758,7 @@
         <w:t>doi:</w:t>
       </w:r>
       <w:r>
-        <w:t>10.1126/</w:t>
-      </w:r>
-      <w:proofErr w:type="gramStart"/>
-      <w:r>
-        <w:t>sciadv.abg</w:t>
-      </w:r>
-      <w:proofErr w:type="gramEnd"/>
-      <w:r>
-        <w:t>7723</w:t>
+        <w:t>10.1126/sciadv.abg7723</w:t>
       </w:r>
       <w:r>
         <w:t>, 2021.</w:t>
@@ -2169,23 +2080,7 @@
           <w:rFonts w:eastAsia="UD デジタル 教科書体 NK-R"/>
           <w:color w:val="auto"/>
         </w:rPr>
-        <w:t xml:space="preserve">− Student Outstanding Presentation Award in the Atmospheric and </w:t>
-      </w:r>
-      <w:proofErr w:type="spellStart"/>
-      <w:r>
-        <w:rPr>
-          <w:rFonts w:eastAsia="UD デジタル 教科書体 NK-R"/>
-          <w:color w:val="auto"/>
-        </w:rPr>
-        <w:t>Hydrospheric</w:t>
-      </w:r>
-      <w:proofErr w:type="spellEnd"/>
-      <w:r>
-        <w:rPr>
-          <w:rFonts w:eastAsia="UD デジタル 教科書体 NK-R"/>
-          <w:color w:val="auto"/>
-        </w:rPr>
-        <w:t xml:space="preserve"> Sciences Section, Japan Geoscience Union meeting, 2016.</w:t>
+        <w:t>− Student Outstanding Presentation Award in the Atmospheric and Hydrospheric Sciences Section, Japan Geoscience Union meeting, 2016.</w:t>
       </w:r>
     </w:p>
     <w:p>
@@ -2219,23 +2114,7 @@
           <w:rFonts w:eastAsia="UD デジタル 教科書体 NK-R"/>
           <w:color w:val="auto"/>
         </w:rPr>
-        <w:t xml:space="preserve">− Student Outstanding Presentation Award in the Atmospheric and </w:t>
-      </w:r>
-      <w:proofErr w:type="spellStart"/>
-      <w:r>
-        <w:rPr>
-          <w:rFonts w:eastAsia="UD デジタル 教科書体 NK-R"/>
-          <w:color w:val="auto"/>
-        </w:rPr>
-        <w:t>Hydrospheric</w:t>
-      </w:r>
-      <w:proofErr w:type="spellEnd"/>
-      <w:r>
-        <w:rPr>
-          <w:rFonts w:eastAsia="UD デジタル 教科書体 NK-R"/>
-          <w:color w:val="auto"/>
-        </w:rPr>
-        <w:t xml:space="preserve"> Sciences Section, Japan Geoscience Union meeting, 201</w:t>
+        <w:t>− Student Outstanding Presentation Award in the Atmospheric and Hydrospheric Sciences Section, Japan Geoscience Union meeting, 201</w:t>
       </w:r>
       <w:r>
         <w:rPr>
@@ -2501,13 +2380,8 @@
         </w:rPr>
         <w:t xml:space="preserve">The 8th Annual Meeting of the </w:t>
       </w:r>
-      <w:proofErr w:type="spellStart"/>
-      <w:r>
-        <w:t>Paleosciences</w:t>
-      </w:r>
-      <w:proofErr w:type="spellEnd"/>
-      <w:r>
-        <w:t xml:space="preserve"> </w:t>
+      <w:r>
+        <w:t xml:space="preserve">Paleosciences </w:t>
       </w:r>
       <w:r>
         <w:rPr>
@@ -2960,23 +2834,7 @@
           <w:rFonts w:eastAsia="UD デジタル 教科書体 NK-R"/>
           <w:color w:val="auto"/>
         </w:rPr>
-        <w:t xml:space="preserve">, T. Obase, A. Oka, and A. Abe-Ouchi, Contrasting changes in atmospheric pCO2 trajectories due to different temporal variations in the Atlantic meridional overturning circulation during the past two deglaciations, May 19, 2026, Bremen, </w:t>
-      </w:r>
-      <w:proofErr w:type="spellStart"/>
-      <w:r>
-        <w:rPr>
-          <w:rFonts w:eastAsia="UD デジタル 教科書体 NK-R"/>
-          <w:color w:val="auto"/>
-        </w:rPr>
-        <w:t>PalMod</w:t>
-      </w:r>
-      <w:proofErr w:type="spellEnd"/>
-      <w:r>
-        <w:rPr>
-          <w:rFonts w:eastAsia="UD デジタル 教科書体 NK-R"/>
-          <w:color w:val="auto"/>
-        </w:rPr>
-        <w:t xml:space="preserve"> IOSC 2026, poster.</w:t>
+        <w:t>, T. Obase, A. Oka, and A. Abe-Ouchi, Contrasting changes in atmospheric pCO2 trajectories due to different temporal variations in the Atlantic meridional overturning circulation during the past two deglaciations, May 19, 2026, Bremen, PalMod IOSC 2026, poster.</w:t>
       </w:r>
     </w:p>
     <w:p>
@@ -3016,39 +2874,7 @@
           <w:rFonts w:eastAsia="UD デジタル 教科書体 NK-R"/>
           <w:color w:val="auto"/>
         </w:rPr>
-        <w:t xml:space="preserve">, S. Sherriff-Tadano, T. Obase, A. Oka, A. Abe-Ouchi, P. </w:t>
-      </w:r>
-      <w:proofErr w:type="spellStart"/>
-      <w:r>
-        <w:rPr>
-          <w:rFonts w:eastAsia="UD デジタル 教科書体 NK-R"/>
-          <w:color w:val="auto"/>
-        </w:rPr>
-        <w:t>Testorf</w:t>
-      </w:r>
-      <w:proofErr w:type="spellEnd"/>
-      <w:r>
-        <w:rPr>
-          <w:rFonts w:eastAsia="UD デジタル 教科書体 NK-R"/>
-          <w:color w:val="auto"/>
-        </w:rPr>
-        <w:t xml:space="preserve">, and F. </w:t>
-      </w:r>
-      <w:proofErr w:type="spellStart"/>
-      <w:r>
-        <w:rPr>
-          <w:rFonts w:eastAsia="UD デジタル 教科書体 NK-R"/>
-          <w:color w:val="auto"/>
-        </w:rPr>
-        <w:t>Pöppelmeier</w:t>
-      </w:r>
-      <w:proofErr w:type="spellEnd"/>
-      <w:r>
-        <w:rPr>
-          <w:rFonts w:eastAsia="UD デジタル 教科書体 NK-R"/>
-          <w:color w:val="auto"/>
-        </w:rPr>
-        <w:t xml:space="preserve">, Background-state dependence of Atlantic Meridional Overturning Circulation, carbon isotopes, and </w:t>
+        <w:t xml:space="preserve">, S. Sherriff-Tadano, T. Obase, A. Oka, A. Abe-Ouchi, P. Testorf, and F. Pöppelmeier, Background-state dependence of Atlantic Meridional Overturning Circulation, carbon isotopes, and </w:t>
       </w:r>
       <w:r>
         <w:rPr>
@@ -3226,39 +3052,7 @@
           <w:rFonts w:eastAsia="UD デジタル 教科書体 NK-R"/>
           <w:color w:val="auto"/>
         </w:rPr>
-        <w:t xml:space="preserve">, T. </w:t>
-      </w:r>
-      <w:proofErr w:type="spellStart"/>
-      <w:r>
-        <w:rPr>
-          <w:rFonts w:eastAsia="UD デジタル 教科書体 NK-R"/>
-          <w:color w:val="auto"/>
-        </w:rPr>
-        <w:t>Yokohata</w:t>
-      </w:r>
-      <w:proofErr w:type="spellEnd"/>
-      <w:r>
-        <w:rPr>
-          <w:rFonts w:eastAsia="UD デジタル 教科書体 NK-R"/>
-          <w:color w:val="auto"/>
-        </w:rPr>
-        <w:t xml:space="preserve">, A. Yamamoto, T. Hajima, H. </w:t>
-      </w:r>
-      <w:proofErr w:type="spellStart"/>
-      <w:r>
-        <w:rPr>
-          <w:rFonts w:eastAsia="UD デジタル 教科書体 NK-R"/>
-          <w:color w:val="auto"/>
-        </w:rPr>
-        <w:t>Tatebe</w:t>
-      </w:r>
-      <w:proofErr w:type="spellEnd"/>
-      <w:r>
-        <w:rPr>
-          <w:rFonts w:eastAsia="UD デジタル 教科書体 NK-R"/>
-          <w:color w:val="auto"/>
-        </w:rPr>
-        <w:t>. A. Oka, and K. Rodgers, Multi-centennial evolution of ocean biogeochemistry under extended SSP simulations, Mar 5, 2026, Tokyo, TIPMIP General Assembly 2026, poster.</w:t>
+        <w:t>, T. Yokohata, A. Yamamoto, T. Hajima, H. Tatebe. A. Oka, and K. Rodgers, Multi-centennial evolution of ocean biogeochemistry under extended SSP simulations, Mar 5, 2026, Tokyo, TIPMIP General Assembly 2026, poster.</w:t>
       </w:r>
     </w:p>
     <w:p>
@@ -3291,64 +3085,14 @@
           <w:bCs/>
           <w:color w:val="auto"/>
         </w:rPr>
-        <w:t>Kobayashi, H</w:t>
-      </w:r>
-      <w:proofErr w:type="gramStart"/>
-      <w:r>
-        <w:rPr>
-          <w:rFonts w:eastAsia="UD デジタル 教科書体 NK-R"/>
-          <w:b/>
-          <w:bCs/>
-          <w:color w:val="auto"/>
-        </w:rPr>
-        <w:t>.</w:t>
-      </w:r>
-      <w:r>
-        <w:rPr>
-          <w:rFonts w:eastAsia="UD デジタル 教科書体 NK-R"/>
-          <w:color w:val="auto"/>
-        </w:rPr>
-        <w:t>,</w:t>
-      </w:r>
-      <w:proofErr w:type="gramEnd"/>
-      <w:r>
-        <w:rPr>
-          <w:rFonts w:eastAsia="UD デジタル 教科書体 NK-R"/>
-          <w:color w:val="auto"/>
-        </w:rPr>
-        <w:t xml:space="preserve"> T. </w:t>
-      </w:r>
-      <w:proofErr w:type="spellStart"/>
-      <w:r>
-        <w:rPr>
-          <w:rFonts w:eastAsia="UD デジタル 教科書体 NK-R"/>
-          <w:color w:val="auto"/>
-        </w:rPr>
-        <w:t>Yokohata</w:t>
-      </w:r>
-      <w:proofErr w:type="spellEnd"/>
-      <w:r>
-        <w:rPr>
-          <w:rFonts w:eastAsia="UD デジタル 教科書体 NK-R"/>
-          <w:color w:val="auto"/>
-        </w:rPr>
-        <w:t xml:space="preserve">, A. Yamamoto, T. Hajima, H. </w:t>
-      </w:r>
-      <w:proofErr w:type="spellStart"/>
-      <w:r>
-        <w:rPr>
-          <w:rFonts w:eastAsia="UD デジタル 教科書体 NK-R"/>
-          <w:color w:val="auto"/>
-        </w:rPr>
-        <w:t>Tatebe</w:t>
-      </w:r>
-      <w:proofErr w:type="spellEnd"/>
-      <w:r>
-        <w:rPr>
-          <w:rFonts w:eastAsia="UD デジタル 教科書体 NK-R"/>
-          <w:color w:val="auto"/>
-        </w:rPr>
-        <w:t>. A. Oka, and K. Rodgers, Multi-Centennial Ocean Biogeochemical Responses to Extended Shared Socioeconomic Pathways, Feb 26, 2026, Glasgow, Ocean Sciences Meeting 2026, poster.</w:t>
+        <w:t>Kobayashi, H.</w:t>
+      </w:r>
+      <w:r>
+        <w:rPr>
+          <w:rFonts w:eastAsia="UD デジタル 教科書体 NK-R"/>
+          <w:color w:val="auto"/>
+        </w:rPr>
+        <w:t>, T. Yokohata, A. Yamamoto, T. Hajima, H. Tatebe. A. Oka, and K. Rodgers, Multi-Centennial Ocean Biogeochemical Responses to Extended Shared Socioeconomic Pathways, Feb 26, 2026, Glasgow, Ocean Sciences Meeting 2026, poster.</w:t>
       </w:r>
     </w:p>
     <w:p>
@@ -3381,32 +3125,14 @@
           <w:bCs/>
           <w:color w:val="auto"/>
         </w:rPr>
-        <w:t>Kobayashi, H</w:t>
-      </w:r>
-      <w:proofErr w:type="gramStart"/>
-      <w:r>
-        <w:rPr>
-          <w:rFonts w:eastAsia="UD デジタル 教科書体 NK-R"/>
-          <w:b/>
-          <w:bCs/>
-          <w:color w:val="auto"/>
-        </w:rPr>
-        <w:t>.</w:t>
-      </w:r>
-      <w:r>
-        <w:rPr>
-          <w:rFonts w:eastAsia="UD デジタル 教科書体 NK-R"/>
-          <w:color w:val="auto"/>
-        </w:rPr>
-        <w:t>,</w:t>
-      </w:r>
-      <w:proofErr w:type="gramEnd"/>
-      <w:r>
-        <w:rPr>
-          <w:rFonts w:eastAsia="UD デジタル 教科書体 NK-R"/>
-          <w:color w:val="auto"/>
-        </w:rPr>
-        <w:t xml:space="preserve"> Modeling the ocean carbon cycle across the Last Glacial Maximum and deglaciation: the role of Southern Ocean stratification and carbonate sedimentation, Sept 26, 2025, virtual, PMIP WINGS, oral.</w:t>
+        <w:t>Kobayashi, H.</w:t>
+      </w:r>
+      <w:r>
+        <w:rPr>
+          <w:rFonts w:eastAsia="UD デジタル 教科書体 NK-R"/>
+          <w:color w:val="auto"/>
+        </w:rPr>
+        <w:t>, Modeling the ocean carbon cycle across the Last Glacial Maximum and deglaciation: the role of Southern Ocean stratification and carbonate sedimentation, Sept 26, 2025, virtual, PMIP WINGS, oral.</w:t>
       </w:r>
     </w:p>
     <w:p>
@@ -3439,48 +3165,14 @@
           <w:bCs/>
           <w:color w:val="auto"/>
         </w:rPr>
-        <w:t>Kobayashi, H</w:t>
-      </w:r>
-      <w:proofErr w:type="gramStart"/>
-      <w:r>
-        <w:rPr>
-          <w:rFonts w:eastAsia="UD デジタル 教科書体 NK-R"/>
-          <w:b/>
-          <w:bCs/>
-          <w:color w:val="auto"/>
-        </w:rPr>
-        <w:t>.</w:t>
-      </w:r>
-      <w:r>
-        <w:rPr>
-          <w:rFonts w:eastAsia="UD デジタル 教科書体 NK-R"/>
-          <w:color w:val="auto"/>
-        </w:rPr>
-        <w:t>,</w:t>
-      </w:r>
-      <w:proofErr w:type="gramEnd"/>
-      <w:r>
-        <w:rPr>
-          <w:rFonts w:eastAsia="UD デジタル 教科書体 NK-R"/>
-          <w:color w:val="auto"/>
-        </w:rPr>
-        <w:t xml:space="preserve"> A. Oka, T. Obase, and A. Abe-Ouchi, Different responses of the ocean carbon cycle during two past </w:t>
-      </w:r>
-      <w:proofErr w:type="spellStart"/>
-      <w:r>
-        <w:rPr>
-          <w:rFonts w:eastAsia="UD デジタル 教科書体 NK-R"/>
-          <w:color w:val="auto"/>
-        </w:rPr>
-        <w:t>interglacials</w:t>
-      </w:r>
-      <w:proofErr w:type="spellEnd"/>
-      <w:r>
-        <w:rPr>
-          <w:rFonts w:eastAsia="UD デジタル 教科書体 NK-R"/>
-          <w:color w:val="auto"/>
-        </w:rPr>
-        <w:t xml:space="preserve"> and glacial terminations, Sept 1, 2025, Bengaluru, 15th International Conference on Paleoceanography, poster.</w:t>
+        <w:t>Kobayashi, H.</w:t>
+      </w:r>
+      <w:r>
+        <w:rPr>
+          <w:rFonts w:eastAsia="UD デジタル 教科書体 NK-R"/>
+          <w:color w:val="auto"/>
+        </w:rPr>
+        <w:t>, A. Oka, T. Obase, and A. Abe-Ouchi, Different responses of the ocean carbon cycle during two past interglacials and glacial terminations, Sept 1, 2025, Bengaluru, 15th International Conference on Paleoceanography, poster.</w:t>
       </w:r>
     </w:p>
     <w:p>
@@ -3513,32 +3205,14 @@
           <w:bCs/>
           <w:color w:val="auto"/>
         </w:rPr>
-        <w:t>Kobayashi, H</w:t>
-      </w:r>
-      <w:proofErr w:type="gramStart"/>
-      <w:r>
-        <w:rPr>
-          <w:rFonts w:eastAsia="UD デジタル 教科書体 NK-R"/>
-          <w:b/>
-          <w:bCs/>
-          <w:color w:val="auto"/>
-        </w:rPr>
-        <w:t>.</w:t>
-      </w:r>
-      <w:r>
-        <w:rPr>
-          <w:rFonts w:eastAsia="UD デジタル 教科書体 NK-R"/>
-          <w:color w:val="auto"/>
-        </w:rPr>
-        <w:t>,</w:t>
-      </w:r>
-      <w:proofErr w:type="gramEnd"/>
-      <w:r>
-        <w:rPr>
-          <w:rFonts w:eastAsia="UD デジタル 教科書体 NK-R"/>
-          <w:color w:val="auto"/>
-        </w:rPr>
-        <w:t xml:space="preserve"> A. Oka, T. Obase, and A. Abe-Ouchi, Marine carbon cycle responses across interglacial periods: Insights from past warm climates, Jul 24, 2025, Busan, Busan IAMAS-IACS-IAPSO Joint Assembly, oral.</w:t>
+        <w:t>Kobayashi, H.</w:t>
+      </w:r>
+      <w:r>
+        <w:rPr>
+          <w:rFonts w:eastAsia="UD デジタル 教科書体 NK-R"/>
+          <w:color w:val="auto"/>
+        </w:rPr>
+        <w:t>, A. Oka, T. Obase, and A. Abe-Ouchi, Marine carbon cycle responses across interglacial periods: Insights from past warm climates, Jul 24, 2025, Busan, Busan IAMAS-IACS-IAPSO Joint Assembly, oral.</w:t>
       </w:r>
     </w:p>
     <w:p>
@@ -3571,48 +3245,14 @@
           <w:bCs/>
           <w:color w:val="auto"/>
         </w:rPr>
-        <w:t>Kobayashi, H</w:t>
-      </w:r>
-      <w:proofErr w:type="gramStart"/>
-      <w:r>
-        <w:rPr>
-          <w:rFonts w:eastAsia="UD デジタル 教科書体 NK-R"/>
-          <w:b/>
-          <w:bCs/>
-          <w:color w:val="auto"/>
-        </w:rPr>
-        <w:t>.</w:t>
-      </w:r>
-      <w:r>
-        <w:rPr>
-          <w:rFonts w:eastAsia="UD デジタル 教科書体 NK-R"/>
-          <w:color w:val="auto"/>
-        </w:rPr>
-        <w:t>,</w:t>
-      </w:r>
-      <w:proofErr w:type="gramEnd"/>
-      <w:r>
-        <w:rPr>
-          <w:rFonts w:eastAsia="UD デジタル 教科書体 NK-R"/>
-          <w:color w:val="auto"/>
-        </w:rPr>
-        <w:t xml:space="preserve"> A. Oka, T. Obase, and A. Abe-Ouchi, Ocean carbon cycle dynamics during the last glacial period: comparative analysis of the MIROC4m model and proxies, Dec 13, 2024, </w:t>
-      </w:r>
-      <w:proofErr w:type="spellStart"/>
-      <w:r>
-        <w:rPr>
-          <w:rFonts w:eastAsia="UD デジタル 教科書体 NK-R"/>
-          <w:color w:val="auto"/>
-        </w:rPr>
-        <w:t>Wasington</w:t>
-      </w:r>
-      <w:proofErr w:type="spellEnd"/>
-      <w:r>
-        <w:rPr>
-          <w:rFonts w:eastAsia="UD デジタル 教科書体 NK-R"/>
-          <w:color w:val="auto"/>
-        </w:rPr>
-        <w:t>, D.C., 2024 AGU Fall Meeting, poster.</w:t>
+        <w:t>Kobayashi, H.</w:t>
+      </w:r>
+      <w:r>
+        <w:rPr>
+          <w:rFonts w:eastAsia="UD デジタル 教科書体 NK-R"/>
+          <w:color w:val="auto"/>
+        </w:rPr>
+        <w:t>, A. Oka, T. Obase, and A. Abe-Ouchi, Ocean carbon cycle dynamics during the last glacial period: comparative analysis of the MIROC4m model and proxies, Dec 13, 2024, Wasington, D.C., 2024 AGU Fall Meeting, poster.</w:t>
       </w:r>
     </w:p>
     <w:p>
@@ -3645,32 +3285,14 @@
           <w:bCs/>
           <w:color w:val="auto"/>
         </w:rPr>
-        <w:t>Kobayashi, H</w:t>
-      </w:r>
-      <w:proofErr w:type="gramStart"/>
-      <w:r>
-        <w:rPr>
-          <w:rFonts w:eastAsia="UD デジタル 教科書体 NK-R"/>
-          <w:b/>
-          <w:bCs/>
-          <w:color w:val="auto"/>
-        </w:rPr>
-        <w:t>.</w:t>
-      </w:r>
-      <w:r>
-        <w:rPr>
-          <w:rFonts w:eastAsia="UD デジタル 教科書体 NK-R"/>
-          <w:color w:val="auto"/>
-        </w:rPr>
-        <w:t>,</w:t>
-      </w:r>
-      <w:proofErr w:type="gramEnd"/>
-      <w:r>
-        <w:rPr>
-          <w:rFonts w:eastAsia="UD デジタル 教科書体 NK-R"/>
-          <w:color w:val="auto"/>
-        </w:rPr>
-        <w:t xml:space="preserve"> Challenging the marine-centric view of the Late Pleistocene carbon cycle, Aug 27, 2024, Ginowan, EPPC Workshop 2024 ~Insight from Snowball into paleo and modern~, oral.</w:t>
+        <w:t>Kobayashi, H.</w:t>
+      </w:r>
+      <w:r>
+        <w:rPr>
+          <w:rFonts w:eastAsia="UD デジタル 教科書体 NK-R"/>
+          <w:color w:val="auto"/>
+        </w:rPr>
+        <w:t>, Challenging the marine-centric view of the Late Pleistocene carbon cycle, Aug 27, 2024, Ginowan, EPPC Workshop 2024 ~Insight from Snowball into paleo and modern~, oral.</w:t>
       </w:r>
     </w:p>
     <w:p>
@@ -3704,42 +3326,744 @@
           <w:bCs/>
           <w:color w:val="auto"/>
         </w:rPr>
-        <w:t>Kobayashi, H</w:t>
-      </w:r>
-      <w:proofErr w:type="gramStart"/>
-      <w:r>
-        <w:rPr>
-          <w:rFonts w:eastAsia="UD デジタル 教科書体 NK-R"/>
-          <w:b/>
-          <w:bCs/>
-          <w:color w:val="auto"/>
-        </w:rPr>
+        <w:t>Kobayashi, H.</w:t>
+      </w:r>
+      <w:r>
+        <w:rPr>
+          <w:rFonts w:eastAsia="UD デジタル 教科書体 NK-R"/>
+          <w:color w:val="auto"/>
+        </w:rPr>
+        <w:t>, A. Oka, T. Obase, and A. Abe-Ouchi, Carbon isotope modeling implications for changes in the Southern Ocean carbon cycle during the last deglaciation, Aug 23, 2024, Chicago, 2024 Goldschmidt Conference, oral.</w:t>
+      </w:r>
+    </w:p>
+    <w:p>
+      <w:pPr>
+        <w:pStyle w:val="Default"/>
+        <w:spacing w:after="105" w:line="288" w:lineRule="auto"/>
+        <w:rPr>
+          <w:rFonts w:eastAsia="UD デジタル 教科書体 NK-R"/>
+          <w:color w:val="auto"/>
+        </w:rPr>
+      </w:pPr>
+      <w:r>
+        <w:rPr>
+          <w:rFonts w:eastAsia="UD デジタル 教科書体 NK-R"/>
+          <w:color w:val="auto"/>
+        </w:rPr>
+        <w:t>−</w:t>
+      </w:r>
+      <w:r>
+        <w:rPr>
+          <w:rFonts w:eastAsia="UD デジタル 教科書体 NK-R"/>
+          <w:color w:val="auto"/>
+        </w:rPr>
+        <w:t xml:space="preserve"> </w:t>
+      </w:r>
+      <w:r>
+        <w:rPr>
+          <w:rFonts w:eastAsia="UD デジタル 教科書体 NK-R"/>
+          <w:b/>
+          <w:bCs/>
+          <w:color w:val="auto"/>
+        </w:rPr>
+        <w:t>Kobayashi, H.</w:t>
+      </w:r>
+      <w:r>
+        <w:rPr>
+          <w:rFonts w:eastAsia="UD デジタル 教科書体 NK-R"/>
+          <w:color w:val="auto"/>
+        </w:rPr>
+        <w:t xml:space="preserve">, A. Oka, T. Obase, A. Abe-Ouchi, Assessing transient changes in the ocean carbon cycle during the last deglaciation through carbon isotope modeling, Apr 19, 2024, Vienna, EGU General Assembly, oral. </w:t>
+      </w:r>
+    </w:p>
+    <w:p>
+      <w:pPr>
+        <w:pStyle w:val="Default"/>
+        <w:spacing w:after="105" w:line="288" w:lineRule="auto"/>
+        <w:rPr>
+          <w:rFonts w:eastAsia="UD デジタル 教科書体 NK-R"/>
+          <w:color w:val="auto"/>
+        </w:rPr>
+      </w:pPr>
+      <w:r>
+        <w:rPr>
+          <w:rFonts w:eastAsia="UD デジタル 教科書体 NK-R"/>
+          <w:color w:val="auto"/>
+        </w:rPr>
+        <w:t>−</w:t>
+      </w:r>
+      <w:r>
+        <w:rPr>
+          <w:rFonts w:eastAsia="UD デジタル 教科書体 NK-R"/>
+          <w:color w:val="auto"/>
+        </w:rPr>
+        <w:t xml:space="preserve"> </w:t>
+      </w:r>
+      <w:r>
+        <w:rPr>
+          <w:rFonts w:eastAsia="UD デジタル 教科書体 NK-R"/>
+          <w:b/>
+          <w:bCs/>
+          <w:color w:val="auto"/>
+        </w:rPr>
+        <w:t>Kobayashi, H.</w:t>
+      </w:r>
+      <w:r>
+        <w:rPr>
+          <w:rFonts w:eastAsia="UD デジタル 教科書体 NK-R"/>
+          <w:color w:val="auto"/>
+        </w:rPr>
+        <w:t>, A.</w:t>
+      </w:r>
+      <w:r>
+        <w:rPr>
+          <w:rFonts w:eastAsia="UD デジタル 教科書体 NK-R"/>
+          <w:color w:val="auto"/>
+        </w:rPr>
+        <w:t xml:space="preserve"> Oka, T. Obase, A. Abe-Ouchi, Transient response of the ocean carbon cycle during the last deglaciation ~ Investigating the impact of climate and AMOC on carbon isotope signatures ~, Jul</w:t>
+      </w:r>
+      <w:r>
+        <w:rPr>
+          <w:rFonts w:eastAsia="UD デジタル 教科書体 NK-R"/>
+          <w:color w:val="auto"/>
+        </w:rPr>
+        <w:t>y</w:t>
+      </w:r>
+      <w:r>
+        <w:rPr>
+          <w:rFonts w:eastAsia="UD デジタル 教科書体 NK-R"/>
+          <w:color w:val="auto"/>
+        </w:rPr>
+        <w:t xml:space="preserve"> 2023, Rome, XXI INQUA Congress, poster.</w:t>
+      </w:r>
+    </w:p>
+    <w:p>
+      <w:pPr>
+        <w:pStyle w:val="Default"/>
+        <w:spacing w:after="105" w:line="288" w:lineRule="auto"/>
+        <w:rPr>
+          <w:rFonts w:eastAsia="UD デジタル 教科書体 NK-R"/>
+          <w:color w:val="auto"/>
+        </w:rPr>
+      </w:pPr>
+      <w:r>
+        <w:rPr>
+          <w:rFonts w:eastAsia="UD デジタル 教科書体 NK-R"/>
+          <w:color w:val="auto"/>
+        </w:rPr>
+        <w:t>−</w:t>
+      </w:r>
+      <w:r>
+        <w:rPr>
+          <w:rFonts w:eastAsia="UD デジタル 教科書体 NK-R"/>
+          <w:color w:val="auto"/>
+        </w:rPr>
+        <w:t xml:space="preserve"> </w:t>
+      </w:r>
+      <w:r>
+        <w:rPr>
+          <w:rFonts w:eastAsia="UD デジタル 教科書体 NK-R"/>
+          <w:b/>
+          <w:bCs/>
+          <w:color w:val="auto"/>
+        </w:rPr>
+        <w:t>Kobayashi, H.</w:t>
+      </w:r>
+      <w:r>
+        <w:rPr>
+          <w:rFonts w:eastAsia="UD デジタル 教科書体 NK-R"/>
+          <w:color w:val="auto"/>
+        </w:rPr>
+        <w:t>, A.</w:t>
+      </w:r>
+      <w:r>
+        <w:rPr>
+          <w:rFonts w:eastAsia="UD デジタル 教科書体 NK-R"/>
+          <w:color w:val="auto"/>
+        </w:rPr>
+        <w:t xml:space="preserve"> Oka, A. Yamamoto, A. Abe-Ouchi, Glacial carbon cycle changes by Southern Ocean processes with sedimentary amplification, Jul</w:t>
+      </w:r>
+      <w:r>
+        <w:rPr>
+          <w:rFonts w:eastAsia="UD デジタル 教科書体 NK-R"/>
+          <w:color w:val="auto"/>
+        </w:rPr>
+        <w:t>y</w:t>
+      </w:r>
+      <w:r>
+        <w:rPr>
+          <w:rFonts w:eastAsia="UD デジタル 教科書体 NK-R"/>
+          <w:color w:val="auto"/>
+        </w:rPr>
+        <w:t xml:space="preserve"> 2023, Berlin, 28th General Assembly of the IUGG, oral.</w:t>
+      </w:r>
+    </w:p>
+    <w:p>
+      <w:pPr>
+        <w:pStyle w:val="Default"/>
+        <w:spacing w:after="105" w:line="288" w:lineRule="auto"/>
+      </w:pPr>
+      <w:r>
+        <w:rPr>
+          <w:rFonts w:eastAsia="UD デジタル 教科書体 NK-R"/>
+          <w:color w:val="auto"/>
+        </w:rPr>
+        <w:t>−</w:t>
+      </w:r>
+      <w:r>
+        <w:rPr>
+          <w:rFonts w:eastAsia="UD デジタル 教科書体 NK-R"/>
+          <w:color w:val="auto"/>
+        </w:rPr>
+        <w:t xml:space="preserve"> </w:t>
+      </w:r>
+      <w:r>
+        <w:rPr>
+          <w:rFonts w:eastAsia="UD デジタル 教科書体 NK-R"/>
+          <w:b/>
+          <w:bCs/>
+          <w:color w:val="auto"/>
+        </w:rPr>
+        <w:t>Kobayashi, H.</w:t>
+      </w:r>
+      <w:r>
+        <w:rPr>
+          <w:rFonts w:eastAsia="UD デジタル 教科書体 NK-R"/>
+          <w:color w:val="auto"/>
+        </w:rPr>
+        <w:t>, A.</w:t>
+      </w:r>
+      <w:r>
+        <w:rPr>
+          <w:rFonts w:eastAsia="UD デジタル 教科書体 NK-R"/>
+          <w:color w:val="auto"/>
+        </w:rPr>
+        <w:t xml:space="preserve"> Oka, A. Yamamoto, and A. Abe-Ouch</w:t>
+      </w:r>
+      <w:r>
+        <w:rPr>
+          <w:rFonts w:eastAsia="UD デジタル 教科書体 NK-R"/>
+          <w:color w:val="auto"/>
+        </w:rPr>
+        <w:t>i</w:t>
+      </w:r>
+      <w:r>
+        <w:rPr>
+          <w:rFonts w:eastAsia="UD デジタル 教科書体 NK-R"/>
+          <w:color w:val="auto"/>
+        </w:rPr>
+        <w:t>:</w:t>
+      </w:r>
+      <w:r>
+        <w:t xml:space="preserve"> Response of atmospheric pCO</w:t>
+      </w:r>
+      <w:r>
+        <w:rPr>
+          <w:vertAlign w:val="subscript"/>
+        </w:rPr>
+        <w:t>2</w:t>
+      </w:r>
+      <w:r>
+        <w:t xml:space="preserve"> to glacial changes in the Southern Ocean amplified by carbonate compensation, 1</w:t>
+      </w:r>
+      <w:r>
+        <w:t>4</w:t>
+      </w:r>
+      <w:r>
+        <w:t>th International Conference on Paleoceanography (ICP1</w:t>
+      </w:r>
+      <w:r>
+        <w:t>4</w:t>
+      </w:r>
+      <w:r>
+        <w:t xml:space="preserve">), </w:t>
+      </w:r>
+      <w:r>
+        <w:t>Bergen</w:t>
+      </w:r>
+      <w:r>
+        <w:t xml:space="preserve">, </w:t>
+      </w:r>
+      <w:r>
+        <w:t>August</w:t>
+      </w:r>
+      <w:r>
+        <w:t xml:space="preserve"> 20</w:t>
+      </w:r>
+      <w:r>
+        <w:t>22</w:t>
+      </w:r>
+      <w:r>
+        <w:t>, poster</w:t>
+      </w:r>
+      <w:r>
         <w:t>.</w:t>
       </w:r>
-      <w:r>
-        <w:rPr>
-          <w:rFonts w:eastAsia="UD デジタル 教科書体 NK-R"/>
+    </w:p>
+    <w:p>
+      <w:pPr>
+        <w:pStyle w:val="Default"/>
+        <w:spacing w:after="105" w:line="288" w:lineRule="auto"/>
+        <w:rPr>
+          <w:rFonts w:eastAsia="UD デジタル 教科書体 NK-R"/>
+          <w:color w:val="auto"/>
+        </w:rPr>
+      </w:pPr>
+      <w:r>
+        <w:rPr>
+          <w:rFonts w:eastAsia="UD デジタル 教科書体 NK-R"/>
+          <w:color w:val="auto"/>
+        </w:rPr>
+        <w:t>−</w:t>
+      </w:r>
+      <w:r>
+        <w:rPr>
+          <w:rFonts w:eastAsia="UD デジタル 教科書体 NK-R"/>
+          <w:color w:val="auto"/>
+        </w:rPr>
+        <w:t xml:space="preserve"> </w:t>
+      </w:r>
+      <w:r>
+        <w:rPr>
+          <w:rFonts w:eastAsia="UD デジタル 教科書体 NK-R"/>
+          <w:b/>
+          <w:bCs/>
+          <w:color w:val="auto"/>
+        </w:rPr>
+        <w:t>Kobayashi, H.</w:t>
+      </w:r>
+      <w:r>
+        <w:rPr>
+          <w:rFonts w:eastAsia="UD デジタル 教科書体 NK-R"/>
+          <w:color w:val="auto"/>
+        </w:rPr>
+        <w:t>, A. Oka, A. Yamamoto, and A. Abe-Ouchi, Impacts of enhanced salinity stratification and iron fertilization in the Southern Ocean on the distribution of ocean biochemical tracers during the Last Glacial Maximum, Ocean Sciences Meeting 2022</w:t>
+      </w:r>
+      <w:r>
+        <w:rPr>
+          <w:rFonts w:eastAsia="UD デジタル 教科書体 NK-R"/>
+          <w:color w:val="auto"/>
+        </w:rPr>
+        <w:t>, virtual</w:t>
+      </w:r>
+      <w:r>
+        <w:rPr>
+          <w:rFonts w:eastAsia="UD デジタル 教科書体 NK-R"/>
+          <w:color w:val="auto"/>
+        </w:rPr>
+        <w:t>, Mar</w:t>
+      </w:r>
+      <w:r>
+        <w:rPr>
+          <w:rFonts w:eastAsia="UD デジタル 教科書体 NK-R"/>
+          <w:color w:val="auto"/>
+        </w:rPr>
+        <w:t>ch</w:t>
+      </w:r>
+      <w:r>
+        <w:rPr>
+          <w:rFonts w:eastAsia="UD デジタル 教科書体 NK-R"/>
+          <w:color w:val="auto"/>
+        </w:rPr>
+        <w:t xml:space="preserve"> 2022</w:t>
+      </w:r>
+    </w:p>
+    <w:p>
+      <w:pPr>
+        <w:pStyle w:val="Default"/>
+        <w:spacing w:after="105" w:line="288" w:lineRule="auto"/>
+        <w:rPr>
+          <w:rFonts w:eastAsia="UD デジタル 教科書体 NK-R"/>
+          <w:color w:val="auto"/>
+        </w:rPr>
+      </w:pPr>
+      <w:r>
+        <w:rPr>
+          <w:rFonts w:eastAsia="UD デジタル 教科書体 NK-R"/>
+          <w:color w:val="auto"/>
+        </w:rPr>
+        <w:t>−</w:t>
+      </w:r>
+      <w:r>
+        <w:rPr>
+          <w:rFonts w:eastAsia="UD デジタル 教科書体 NK-R"/>
+          <w:color w:val="auto"/>
+        </w:rPr>
+        <w:t xml:space="preserve"> </w:t>
+      </w:r>
+      <w:r>
+        <w:rPr>
+          <w:rFonts w:eastAsia="UD デジタル 教科書体 NK-R"/>
+          <w:b/>
+          <w:bCs/>
+          <w:color w:val="auto"/>
+        </w:rPr>
+        <w:t>Kobayashi, H.</w:t>
+      </w:r>
+      <w:r>
+        <w:rPr>
+          <w:rFonts w:eastAsia="UD デジタル 教科書体 NK-R"/>
+          <w:color w:val="auto"/>
+        </w:rPr>
+        <w:t>, A. Oka, A. Yamamoto, and A. Abe-Ouchi, Glacial ocean carbon cycle changes caused by Southern Ocean processes with sedimentary amplification, PMIP 2020</w:t>
+      </w:r>
+      <w:r>
+        <w:rPr>
+          <w:rFonts w:eastAsia="UD デジタル 教科書体 NK-R"/>
+          <w:color w:val="auto"/>
+        </w:rPr>
+        <w:t xml:space="preserve">, </w:t>
+      </w:r>
+      <w:r>
+        <w:rPr>
+          <w:rFonts w:eastAsia="UD デジタル 教科書体 NK-R"/>
+          <w:color w:val="auto"/>
+        </w:rPr>
+        <w:t>Nanjing</w:t>
+      </w:r>
+      <w:r>
+        <w:rPr>
+          <w:rFonts w:eastAsia="UD デジタル 教科書体 NK-R"/>
+          <w:color w:val="auto"/>
+        </w:rPr>
+        <w:t>/</w:t>
+      </w:r>
+      <w:r>
+        <w:rPr>
+          <w:rFonts w:eastAsia="UD デジタル 教科書体 NK-R"/>
+          <w:color w:val="auto"/>
+        </w:rPr>
+        <w:t>virtual</w:t>
+      </w:r>
+      <w:r>
+        <w:rPr>
+          <w:rFonts w:eastAsia="UD デジタル 教科書体 NK-R"/>
+          <w:color w:val="auto"/>
+        </w:rPr>
+        <w:t xml:space="preserve">, </w:t>
+      </w:r>
+      <w:r>
+        <w:rPr>
+          <w:rFonts w:eastAsia="UD デジタル 教科書体 NK-R"/>
+          <w:color w:val="auto"/>
+        </w:rPr>
+        <w:t>Oct</w:t>
+      </w:r>
+      <w:r>
+        <w:rPr>
+          <w:rFonts w:eastAsia="UD デジタル 教科書体 NK-R"/>
+          <w:color w:val="auto"/>
+        </w:rPr>
+        <w:t>ober</w:t>
+      </w:r>
+      <w:r>
+        <w:rPr>
+          <w:rFonts w:eastAsia="UD デジタル 教科書体 NK-R"/>
+          <w:color w:val="auto"/>
+        </w:rPr>
+        <w:t xml:space="preserve"> 2020, </w:t>
+      </w:r>
+      <w:r>
+        <w:rPr>
+          <w:rFonts w:eastAsia="UD デジタル 教科書体 NK-R"/>
+          <w:color w:val="auto"/>
+        </w:rPr>
+        <w:t>poster.</w:t>
+      </w:r>
+    </w:p>
+    <w:p>
+      <w:pPr>
+        <w:pStyle w:val="Default"/>
+        <w:spacing w:after="105" w:line="288" w:lineRule="auto"/>
+        <w:rPr>
+          <w:rFonts w:eastAsia="UD デジタル 教科書体 NK-R"/>
+          <w:color w:val="auto"/>
+        </w:rPr>
+      </w:pPr>
+      <w:r>
+        <w:rPr>
+          <w:rFonts w:eastAsia="UD デジタル 教科書体 NK-R"/>
+          <w:color w:val="auto"/>
+        </w:rPr>
+        <w:t>−</w:t>
+      </w:r>
+      <w:r>
+        <w:rPr>
+          <w:rFonts w:eastAsia="UD デジタル 教科書体 NK-R"/>
+          <w:color w:val="auto"/>
+        </w:rPr>
+        <w:t xml:space="preserve"> </w:t>
+      </w:r>
+      <w:r>
+        <w:rPr>
+          <w:rFonts w:eastAsia="UD デジタル 教科書体 NK-R"/>
+          <w:b/>
+          <w:bCs/>
+          <w:color w:val="auto"/>
+        </w:rPr>
+        <w:t>Kobayashi, H.</w:t>
+      </w:r>
+      <w:r>
+        <w:rPr>
+          <w:rFonts w:eastAsia="UD デジタル 教科書体 NK-R"/>
+          <w:color w:val="auto"/>
+        </w:rPr>
+        <w:t>, and A. Oka, A modeling study of early diagenesis using an ocean sediment model</w:t>
+      </w:r>
+      <w:r>
+        <w:rPr>
+          <w:rFonts w:eastAsia="UD デジタル 教科書体 NK-R"/>
+          <w:color w:val="auto"/>
+        </w:rPr>
+        <w:t xml:space="preserve">, </w:t>
+      </w:r>
+      <w:r>
+        <w:rPr>
+          <w:rFonts w:eastAsia="UD デジタル 教科書体 NK-R"/>
+          <w:color w:val="auto"/>
+        </w:rPr>
+        <w:t>JpGU-AGU Joint Meeting 2020</w:t>
+      </w:r>
+      <w:r>
+        <w:rPr>
+          <w:rFonts w:eastAsia="UD デジタル 教科書体 NK-R"/>
+          <w:color w:val="auto"/>
+        </w:rPr>
+        <w:t xml:space="preserve">, </w:t>
+      </w:r>
+      <w:r>
+        <w:rPr>
+          <w:rFonts w:eastAsia="UD デジタル 教科書体 NK-R"/>
+          <w:color w:val="auto"/>
+        </w:rPr>
+        <w:t xml:space="preserve">virtual, </w:t>
+      </w:r>
+      <w:r>
+        <w:rPr>
+          <w:rFonts w:eastAsia="UD デジタル 教科書体 NK-R"/>
+          <w:color w:val="auto"/>
+        </w:rPr>
+        <w:t>Jul</w:t>
+      </w:r>
+      <w:r>
+        <w:rPr>
+          <w:rFonts w:eastAsia="UD デジタル 教科書体 NK-R"/>
+          <w:color w:val="auto"/>
+        </w:rPr>
+        <w:t xml:space="preserve">y </w:t>
+      </w:r>
+      <w:r>
+        <w:rPr>
+          <w:rFonts w:eastAsia="UD デジタル 教科書体 NK-R"/>
+          <w:color w:val="auto"/>
+        </w:rPr>
+        <w:t xml:space="preserve">2020, </w:t>
+      </w:r>
+      <w:r>
+        <w:rPr>
+          <w:rFonts w:eastAsia="UD デジタル 教科書体 NK-R"/>
+          <w:color w:val="auto"/>
+        </w:rPr>
+        <w:t>iposter.</w:t>
+      </w:r>
+    </w:p>
+    <w:p>
+      <w:pPr>
+        <w:pStyle w:val="Default"/>
+        <w:spacing w:after="105" w:line="288" w:lineRule="auto"/>
+        <w:rPr>
+          <w:rFonts w:eastAsia="UD デジタル 教科書体 NK-R"/>
+          <w:color w:val="auto"/>
+        </w:rPr>
+      </w:pPr>
+      <w:r>
+        <w:rPr>
+          <w:rFonts w:eastAsia="UD デジタル 教科書体 NK-R"/>
+          <w:color w:val="auto"/>
+        </w:rPr>
+        <w:t>−</w:t>
+      </w:r>
+      <w:r>
+        <w:rPr>
+          <w:rFonts w:eastAsia="UD デジタル 教科書体 NK-R"/>
+          <w:color w:val="auto"/>
+        </w:rPr>
+        <w:t xml:space="preserve"> </w:t>
+      </w:r>
+      <w:r>
+        <w:rPr>
+          <w:rFonts w:eastAsia="UD デジタル 教科書体 NK-R"/>
+          <w:b/>
+          <w:bCs/>
+          <w:color w:val="auto"/>
+        </w:rPr>
+        <w:t>Kobayashi, H.</w:t>
+      </w:r>
+      <w:r>
+        <w:rPr>
+          <w:rFonts w:eastAsia="UD デジタル 教科書体 NK-R"/>
+          <w:color w:val="auto"/>
+        </w:rPr>
+        <w:t>, A. Oka, A. Yamamoto, and A. Abe-Ouchi, Glacial ocean carbon cycle changes caused by enhanced stratification in the Southern Ocean and iron fertilization from glaciogenic dust</w:t>
+      </w:r>
+      <w:r>
+        <w:rPr>
+          <w:rFonts w:eastAsia="UD デジタル 教科書体 NK-R"/>
+          <w:color w:val="auto"/>
+        </w:rPr>
+        <w:t xml:space="preserve">, </w:t>
+      </w:r>
+      <w:r>
+        <w:rPr>
+          <w:rFonts w:eastAsia="UD デジタル 教科書体 NK-R"/>
+          <w:color w:val="auto"/>
+        </w:rPr>
+        <w:t>JpGU-AGU Joint Meeting 2020</w:t>
+      </w:r>
+      <w:r>
+        <w:rPr>
+          <w:rFonts w:eastAsia="UD デジタル 教科書体 NK-R"/>
+          <w:color w:val="auto"/>
+        </w:rPr>
+        <w:t xml:space="preserve">, </w:t>
+      </w:r>
+      <w:r>
+        <w:rPr>
+          <w:rFonts w:eastAsia="UD デジタル 教科書体 NK-R"/>
+          <w:color w:val="auto"/>
+        </w:rPr>
+        <w:t xml:space="preserve">virtual, </w:t>
+      </w:r>
+      <w:r>
+        <w:rPr>
+          <w:rFonts w:eastAsia="UD デジタル 教科書体 NK-R"/>
+          <w:color w:val="auto"/>
+        </w:rPr>
+        <w:t>Jul</w:t>
+      </w:r>
+      <w:r>
+        <w:rPr>
+          <w:rFonts w:eastAsia="UD デジタル 教科書体 NK-R"/>
+          <w:color w:val="auto"/>
+        </w:rPr>
+        <w:t xml:space="preserve">y </w:t>
+      </w:r>
+      <w:r>
+        <w:rPr>
+          <w:rFonts w:eastAsia="UD デジタル 教科書体 NK-R"/>
+          <w:color w:val="auto"/>
+        </w:rPr>
+        <w:t xml:space="preserve">2020, </w:t>
+      </w:r>
+      <w:r>
+        <w:rPr>
+          <w:rFonts w:eastAsia="UD デジタル 教科書体 NK-R"/>
+          <w:color w:val="auto"/>
+        </w:rPr>
+        <w:t>iposter.</w:t>
+      </w:r>
+    </w:p>
+    <w:p>
+      <w:pPr>
+        <w:pStyle w:val="Default"/>
+        <w:spacing w:after="105" w:line="288" w:lineRule="auto"/>
+        <w:rPr>
+          <w:rFonts w:eastAsia="UD デジタル 教科書体 NK-R"/>
+          <w:color w:val="auto"/>
+        </w:rPr>
+      </w:pPr>
+      <w:r>
+        <w:rPr>
+          <w:rFonts w:eastAsia="UD デジタル 教科書体 NK-R"/>
+          <w:color w:val="auto"/>
+        </w:rPr>
+        <w:t>−</w:t>
+      </w:r>
+      <w:r>
+        <w:rPr>
+          <w:rFonts w:eastAsia="UD デジタル 教科書体 NK-R"/>
+          <w:color w:val="auto"/>
+        </w:rPr>
+        <w:t xml:space="preserve"> </w:t>
+      </w:r>
+      <w:r>
+        <w:rPr>
+          <w:rFonts w:eastAsia="UD デジタル 教科書体 NK-R"/>
+          <w:b/>
+          <w:bCs/>
+          <w:color w:val="auto"/>
+        </w:rPr>
+        <w:t>Kobayashi, H.</w:t>
+      </w:r>
+      <w:r>
+        <w:rPr>
+          <w:rFonts w:eastAsia="UD デジタル 教科書体 NK-R"/>
+          <w:color w:val="auto"/>
+        </w:rPr>
+        <w:t>, and A. Oka, Response of atmospheric pCO</w:t>
+      </w:r>
+      <w:r>
+        <w:rPr>
+          <w:rFonts w:eastAsia="UD デジタル 教科書体 NK-R"/>
+          <w:color w:val="auto"/>
+          <w:vertAlign w:val="subscript"/>
+        </w:rPr>
+        <w:t>2</w:t>
+      </w:r>
+      <w:r>
+        <w:rPr>
+          <w:rFonts w:eastAsia="UD デジタル 教科書体 NK-R"/>
+          <w:color w:val="auto"/>
+        </w:rPr>
+        <w:t xml:space="preserve"> to glacial changes in the Southern Ocean amplified by carbonate compensation, Ocean Sciences Meeting</w:t>
+      </w:r>
+      <w:r>
+        <w:rPr>
+          <w:rFonts w:eastAsia="UD デジタル 教科書体 NK-R" w:hint="eastAsia"/>
           <w:color w:val="auto"/>
         </w:rPr>
         <w:t>,</w:t>
       </w:r>
-      <w:proofErr w:type="gramEnd"/>
-      <w:r>
-        <w:rPr>
-          <w:rFonts w:eastAsia="UD デジタル 教科書体 NK-R"/>
-          <w:color w:val="auto"/>
-        </w:rPr>
-        <w:t xml:space="preserve"> A. Oka, T. Obase, and A. Abe-Ouchi, Carbon isotope modeling implications for changes in the Southern Ocean carbon cycle during the last deglaciation, Aug 23, 2024, Chicago, 2024 Goldschmidt Conference, oral.</w:t>
+      <w:r>
+        <w:rPr>
+          <w:rFonts w:eastAsia="UD デジタル 教科書体 NK-R"/>
+          <w:color w:val="auto"/>
+        </w:rPr>
+        <w:t xml:space="preserve"> </w:t>
+      </w:r>
+      <w:r>
+        <w:rPr>
+          <w:rFonts w:eastAsia="UD デジタル 教科書体 NK-R"/>
+          <w:color w:val="auto"/>
+        </w:rPr>
+        <w:t>San Diego, Feb</w:t>
+      </w:r>
+      <w:r>
+        <w:rPr>
+          <w:rFonts w:eastAsia="UD デジタル 教科書体 NK-R"/>
+          <w:color w:val="auto"/>
+        </w:rPr>
+        <w:t>ruary</w:t>
+      </w:r>
+      <w:r>
+        <w:rPr>
+          <w:rFonts w:eastAsia="UD デジタル 教科書体 NK-R"/>
+          <w:color w:val="auto"/>
+        </w:rPr>
+        <w:t xml:space="preserve"> 2020,</w:t>
+      </w:r>
+      <w:r>
+        <w:rPr>
+          <w:rFonts w:eastAsia="UD デジタル 教科書体 NK-R"/>
+          <w:color w:val="auto"/>
+        </w:rPr>
+        <w:t xml:space="preserve"> oral.</w:t>
       </w:r>
     </w:p>
     <w:p>
       <w:pPr>
         <w:pStyle w:val="Default"/>
         <w:spacing w:after="105" w:line="288" w:lineRule="auto"/>
-        <w:rPr>
-          <w:rFonts w:eastAsia="UD デジタル 教科書体 NK-R"/>
-          <w:color w:val="auto"/>
-        </w:rPr>
       </w:pPr>
       <w:r>
         <w:rPr>
@@ -3769,7 +4093,25 @@
           <w:rFonts w:eastAsia="UD デジタル 教科書体 NK-R"/>
           <w:color w:val="auto"/>
         </w:rPr>
-        <w:t xml:space="preserve">, A. Oka, T. Obase, A. Abe-Ouchi, Assessing transient changes in the ocean carbon cycle during the last deglaciation through carbon isotope modeling, Apr 19, 2024, Vienna, EGU General Assembly, oral. </w:t>
+        <w:t xml:space="preserve"> and A. Oka:</w:t>
+      </w:r>
+      <w:r>
+        <w:t xml:space="preserve"> Response of atmospheric pCO</w:t>
+      </w:r>
+      <w:r>
+        <w:rPr>
+          <w:vertAlign w:val="subscript"/>
+        </w:rPr>
+        <w:t>2</w:t>
+      </w:r>
+      <w:r>
+        <w:t xml:space="preserve"> to glacial changes in the Southern Ocean amplified by carbonate compensation</w:t>
+      </w:r>
+      <w:r>
+        <w:t>, 13th International Conference on Paleoceanography (ICP13), Sydney, September 2019, poster</w:t>
+      </w:r>
+      <w:r>
+        <w:t>.</w:t>
       </w:r>
     </w:p>
     <w:p>
@@ -3786,14 +4128,7 @@
           <w:rFonts w:eastAsia="UD デジタル 教科書体 NK-R"/>
           <w:color w:val="auto"/>
         </w:rPr>
-        <w:t>−</w:t>
-      </w:r>
-      <w:r>
-        <w:rPr>
-          <w:rFonts w:eastAsia="UD デジタル 教科書体 NK-R"/>
-          <w:color w:val="auto"/>
-        </w:rPr>
-        <w:t xml:space="preserve"> </w:t>
+        <w:t xml:space="preserve">− </w:t>
       </w:r>
       <w:r>
         <w:rPr>
@@ -3809,28 +4144,22 @@
           <w:rFonts w:eastAsia="UD デジタル 教科書体 NK-R"/>
           <w:color w:val="auto"/>
         </w:rPr>
-        <w:t>, A.</w:t>
-      </w:r>
-      <w:r>
-        <w:rPr>
-          <w:rFonts w:eastAsia="UD デジタル 教科書体 NK-R"/>
-          <w:color w:val="auto"/>
-        </w:rPr>
-        <w:t xml:space="preserve"> Oka, T. Obase, A. Abe-Ouchi, Transient response of the ocean carbon cycle during the last deglaciation ~ Investigating the impact of climate and AMOC on carbon isotope signatures ~, Jul</w:t>
-      </w:r>
-      <w:r>
-        <w:rPr>
-          <w:rFonts w:eastAsia="UD デジタル 教科書体 NK-R"/>
-          <w:color w:val="auto"/>
-        </w:rPr>
-        <w:t>y</w:t>
-      </w:r>
-      <w:r>
-        <w:rPr>
-          <w:rFonts w:eastAsia="UD デジタル 教科書体 NK-R"/>
-          <w:color w:val="auto"/>
-        </w:rPr>
-        <w:t xml:space="preserve"> 2023, Rome, XXI INQUA Congress, poster.</w:t>
+        <w:t xml:space="preserve"> and A. Oka:</w:t>
+      </w:r>
+      <w:r>
+        <w:t xml:space="preserve"> Response of atmospheric pCO</w:t>
+      </w:r>
+      <w:r>
+        <w:rPr>
+          <w:vertAlign w:val="subscript"/>
+        </w:rPr>
+        <w:t>2</w:t>
+      </w:r>
+      <w:r>
+        <w:t xml:space="preserve"> to glacial changes in the Southern Ocean amplified by carbonate compensation, EGU General Assembly, Vienna, April 2019, poster</w:t>
+      </w:r>
+      <w:r>
+        <w:t>.</w:t>
       </w:r>
     </w:p>
     <w:p>
@@ -3847,14 +4176,7 @@
           <w:rFonts w:eastAsia="UD デジタル 教科書体 NK-R"/>
           <w:color w:val="auto"/>
         </w:rPr>
-        <w:t>−</w:t>
-      </w:r>
-      <w:r>
-        <w:rPr>
-          <w:rFonts w:eastAsia="UD デジタル 教科書体 NK-R"/>
-          <w:color w:val="auto"/>
-        </w:rPr>
-        <w:t xml:space="preserve"> </w:t>
+        <w:t xml:space="preserve">− </w:t>
       </w:r>
       <w:r>
         <w:rPr>
@@ -3870,786 +4192,10 @@
           <w:rFonts w:eastAsia="UD デジタル 教科書体 NK-R"/>
           <w:color w:val="auto"/>
         </w:rPr>
-        <w:t>, A.</w:t>
-      </w:r>
-      <w:r>
-        <w:rPr>
-          <w:rFonts w:eastAsia="UD デジタル 教科書体 NK-R"/>
-          <w:color w:val="auto"/>
-        </w:rPr>
-        <w:t xml:space="preserve"> Oka, A. Yamamoto, A. Abe-Ouchi, Glacial carbon cycle changes by Southern Ocean processes with sedimentary amplification, Jul</w:t>
-      </w:r>
-      <w:r>
-        <w:rPr>
-          <w:rFonts w:eastAsia="UD デジタル 教科書体 NK-R"/>
-          <w:color w:val="auto"/>
-        </w:rPr>
-        <w:t>y</w:t>
-      </w:r>
-      <w:r>
-        <w:rPr>
-          <w:rFonts w:eastAsia="UD デジタル 教科書体 NK-R"/>
-          <w:color w:val="auto"/>
-        </w:rPr>
-        <w:t xml:space="preserve"> 2023, Berlin, 28th General Assembly of the IUGG, oral.</w:t>
-      </w:r>
-    </w:p>
-    <w:p>
-      <w:pPr>
-        <w:pStyle w:val="Default"/>
-        <w:spacing w:after="105" w:line="288" w:lineRule="auto"/>
-      </w:pPr>
-      <w:r>
-        <w:rPr>
-          <w:rFonts w:eastAsia="UD デジタル 教科書体 NK-R"/>
-          <w:color w:val="auto"/>
-        </w:rPr>
-        <w:t>−</w:t>
-      </w:r>
-      <w:r>
-        <w:rPr>
-          <w:rFonts w:eastAsia="UD デジタル 教科書体 NK-R"/>
-          <w:color w:val="auto"/>
-        </w:rPr>
-        <w:t xml:space="preserve"> </w:t>
-      </w:r>
-      <w:r>
-        <w:rPr>
-          <w:rFonts w:eastAsia="UD デジタル 教科書体 NK-R"/>
-          <w:b/>
-          <w:bCs/>
-          <w:color w:val="auto"/>
-        </w:rPr>
-        <w:t>Kobayashi, H.</w:t>
-      </w:r>
-      <w:r>
-        <w:rPr>
-          <w:rFonts w:eastAsia="UD デジタル 教科書体 NK-R"/>
-          <w:color w:val="auto"/>
-        </w:rPr>
-        <w:t>, A.</w:t>
-      </w:r>
-      <w:r>
-        <w:rPr>
-          <w:rFonts w:eastAsia="UD デジタル 教科書体 NK-R"/>
-          <w:color w:val="auto"/>
-        </w:rPr>
-        <w:t xml:space="preserve"> Oka, A. Yamamoto, and A. Abe-Ouch</w:t>
-      </w:r>
-      <w:r>
-        <w:rPr>
-          <w:rFonts w:eastAsia="UD デジタル 教科書体 NK-R"/>
-          <w:color w:val="auto"/>
-        </w:rPr>
-        <w:t>i</w:t>
-      </w:r>
-      <w:r>
-        <w:rPr>
-          <w:rFonts w:eastAsia="UD デジタル 教科書体 NK-R"/>
-          <w:color w:val="auto"/>
-        </w:rPr>
-        <w:t>:</w:t>
-      </w:r>
-      <w:r>
-        <w:t xml:space="preserve"> Response of atmospheric pCO</w:t>
-      </w:r>
-      <w:r>
-        <w:rPr>
-          <w:vertAlign w:val="subscript"/>
-        </w:rPr>
-        <w:t>2</w:t>
-      </w:r>
-      <w:r>
-        <w:t xml:space="preserve"> to glacial changes in the Southern Ocean amplified by carbonate compensation, 1</w:t>
-      </w:r>
-      <w:r>
-        <w:t>4</w:t>
-      </w:r>
-      <w:r>
-        <w:t>th International Conference on Paleoceanography (ICP1</w:t>
-      </w:r>
-      <w:r>
-        <w:t>4</w:t>
-      </w:r>
-      <w:r>
-        <w:t xml:space="preserve">), </w:t>
-      </w:r>
-      <w:r>
-        <w:t>Bergen</w:t>
-      </w:r>
-      <w:r>
-        <w:t xml:space="preserve">, </w:t>
-      </w:r>
-      <w:r>
-        <w:t>August</w:t>
-      </w:r>
-      <w:r>
-        <w:t xml:space="preserve"> 20</w:t>
-      </w:r>
-      <w:r>
-        <w:t>22</w:t>
-      </w:r>
-      <w:r>
-        <w:t>, poster</w:t>
-      </w:r>
-      <w:r>
-        <w:t>.</w:t>
-      </w:r>
-    </w:p>
-    <w:p>
-      <w:pPr>
-        <w:pStyle w:val="Default"/>
-        <w:spacing w:after="105" w:line="288" w:lineRule="auto"/>
-        <w:rPr>
-          <w:rFonts w:eastAsia="UD デジタル 教科書体 NK-R"/>
-          <w:color w:val="auto"/>
-        </w:rPr>
-      </w:pPr>
-      <w:r>
-        <w:rPr>
-          <w:rFonts w:eastAsia="UD デジタル 教科書体 NK-R"/>
-          <w:color w:val="auto"/>
-        </w:rPr>
-        <w:t>−</w:t>
-      </w:r>
-      <w:r>
-        <w:rPr>
-          <w:rFonts w:eastAsia="UD デジタル 教科書体 NK-R"/>
-          <w:color w:val="auto"/>
-        </w:rPr>
-        <w:t xml:space="preserve"> </w:t>
-      </w:r>
-      <w:r>
-        <w:rPr>
-          <w:rFonts w:eastAsia="UD デジタル 教科書体 NK-R"/>
-          <w:b/>
-          <w:bCs/>
-          <w:color w:val="auto"/>
-        </w:rPr>
-        <w:t>Kobayashi, H.</w:t>
-      </w:r>
-      <w:r>
-        <w:rPr>
-          <w:rFonts w:eastAsia="UD デジタル 教科書体 NK-R"/>
-          <w:color w:val="auto"/>
-        </w:rPr>
-        <w:t>, A. Oka, A. Yamamoto, and A. Abe-Ouchi, Impacts of enhanced salinity stratification and iron fertilization in the Southern Ocean on the distribution of ocean biochemical tracers during the Last Glacial Maximum, Ocean Sciences Meeting 2022</w:t>
-      </w:r>
-      <w:r>
-        <w:rPr>
-          <w:rFonts w:eastAsia="UD デジタル 教科書体 NK-R"/>
-          <w:color w:val="auto"/>
-        </w:rPr>
-        <w:t>, virtual</w:t>
-      </w:r>
-      <w:r>
-        <w:rPr>
-          <w:rFonts w:eastAsia="UD デジタル 教科書体 NK-R"/>
-          <w:color w:val="auto"/>
-        </w:rPr>
-        <w:t>, Mar</w:t>
-      </w:r>
-      <w:r>
-        <w:rPr>
-          <w:rFonts w:eastAsia="UD デジタル 教科書体 NK-R"/>
-          <w:color w:val="auto"/>
-        </w:rPr>
-        <w:t>ch</w:t>
-      </w:r>
-      <w:r>
-        <w:rPr>
-          <w:rFonts w:eastAsia="UD デジタル 教科書体 NK-R"/>
-          <w:color w:val="auto"/>
-        </w:rPr>
-        <w:t xml:space="preserve"> 2022</w:t>
-      </w:r>
-    </w:p>
-    <w:p>
-      <w:pPr>
-        <w:pStyle w:val="Default"/>
-        <w:spacing w:after="105" w:line="288" w:lineRule="auto"/>
-        <w:rPr>
-          <w:rFonts w:eastAsia="UD デジタル 教科書体 NK-R"/>
-          <w:color w:val="auto"/>
-        </w:rPr>
-      </w:pPr>
-      <w:r>
-        <w:rPr>
-          <w:rFonts w:eastAsia="UD デジタル 教科書体 NK-R"/>
-          <w:color w:val="auto"/>
-        </w:rPr>
-        <w:t>−</w:t>
-      </w:r>
-      <w:r>
-        <w:rPr>
-          <w:rFonts w:eastAsia="UD デジタル 教科書体 NK-R"/>
-          <w:color w:val="auto"/>
-        </w:rPr>
-        <w:t xml:space="preserve"> </w:t>
-      </w:r>
-      <w:r>
-        <w:rPr>
-          <w:rFonts w:eastAsia="UD デジタル 教科書体 NK-R"/>
-          <w:b/>
-          <w:bCs/>
-          <w:color w:val="auto"/>
-        </w:rPr>
-        <w:t>Kobayashi, H.</w:t>
-      </w:r>
-      <w:r>
-        <w:rPr>
-          <w:rFonts w:eastAsia="UD デジタル 教科書体 NK-R"/>
-          <w:color w:val="auto"/>
-        </w:rPr>
-        <w:t xml:space="preserve">, A. Oka, A. Yamamoto, and A. Abe-Ouchi, </w:t>
-      </w:r>
-      <w:proofErr w:type="gramStart"/>
-      <w:r>
-        <w:rPr>
-          <w:rFonts w:eastAsia="UD デジタル 教科書体 NK-R"/>
-          <w:color w:val="auto"/>
-        </w:rPr>
-        <w:t>Glacial ocean</w:t>
-      </w:r>
-      <w:proofErr w:type="gramEnd"/>
-      <w:r>
-        <w:rPr>
-          <w:rFonts w:eastAsia="UD デジタル 教科書体 NK-R"/>
-          <w:color w:val="auto"/>
-        </w:rPr>
-        <w:t xml:space="preserve"> carbon cycle changes caused by Southern Ocean processes with sedimentary amplification, PMIP 2020</w:t>
-      </w:r>
-      <w:r>
-        <w:rPr>
-          <w:rFonts w:eastAsia="UD デジタル 教科書体 NK-R"/>
-          <w:color w:val="auto"/>
-        </w:rPr>
-        <w:t xml:space="preserve">, </w:t>
-      </w:r>
-      <w:r>
-        <w:rPr>
-          <w:rFonts w:eastAsia="UD デジタル 教科書体 NK-R"/>
-          <w:color w:val="auto"/>
-        </w:rPr>
-        <w:t>Nanjing</w:t>
-      </w:r>
-      <w:r>
-        <w:rPr>
-          <w:rFonts w:eastAsia="UD デジタル 教科書体 NK-R"/>
-          <w:color w:val="auto"/>
-        </w:rPr>
-        <w:t>/</w:t>
-      </w:r>
-      <w:r>
-        <w:rPr>
-          <w:rFonts w:eastAsia="UD デジタル 教科書体 NK-R"/>
-          <w:color w:val="auto"/>
-        </w:rPr>
-        <w:t>virtual</w:t>
-      </w:r>
-      <w:r>
-        <w:rPr>
-          <w:rFonts w:eastAsia="UD デジタル 教科書体 NK-R"/>
-          <w:color w:val="auto"/>
-        </w:rPr>
-        <w:t xml:space="preserve">, </w:t>
-      </w:r>
-      <w:r>
-        <w:rPr>
-          <w:rFonts w:eastAsia="UD デジタル 教科書体 NK-R"/>
-          <w:color w:val="auto"/>
-        </w:rPr>
-        <w:t>Oct</w:t>
-      </w:r>
-      <w:r>
-        <w:rPr>
-          <w:rFonts w:eastAsia="UD デジタル 教科書体 NK-R"/>
-          <w:color w:val="auto"/>
-        </w:rPr>
-        <w:t>ober</w:t>
-      </w:r>
-      <w:r>
-        <w:rPr>
-          <w:rFonts w:eastAsia="UD デジタル 教科書体 NK-R"/>
-          <w:color w:val="auto"/>
-        </w:rPr>
-        <w:t xml:space="preserve"> 2020, </w:t>
-      </w:r>
-      <w:r>
-        <w:rPr>
-          <w:rFonts w:eastAsia="UD デジタル 教科書体 NK-R"/>
-          <w:color w:val="auto"/>
-        </w:rPr>
-        <w:t>poster.</w:t>
-      </w:r>
-    </w:p>
-    <w:p>
-      <w:pPr>
-        <w:pStyle w:val="Default"/>
-        <w:spacing w:after="105" w:line="288" w:lineRule="auto"/>
-        <w:rPr>
-          <w:rFonts w:eastAsia="UD デジタル 教科書体 NK-R"/>
-          <w:color w:val="auto"/>
-        </w:rPr>
-      </w:pPr>
-      <w:r>
-        <w:rPr>
-          <w:rFonts w:eastAsia="UD デジタル 教科書体 NK-R"/>
-          <w:color w:val="auto"/>
-        </w:rPr>
-        <w:t>−</w:t>
-      </w:r>
-      <w:r>
-        <w:rPr>
-          <w:rFonts w:eastAsia="UD デジタル 教科書体 NK-R"/>
-          <w:color w:val="auto"/>
-        </w:rPr>
-        <w:t xml:space="preserve"> </w:t>
-      </w:r>
-      <w:r>
-        <w:rPr>
-          <w:rFonts w:eastAsia="UD デジタル 教科書体 NK-R"/>
-          <w:b/>
-          <w:bCs/>
-          <w:color w:val="auto"/>
-        </w:rPr>
-        <w:t>Kobayashi, H.</w:t>
-      </w:r>
-      <w:r>
-        <w:rPr>
-          <w:rFonts w:eastAsia="UD デジタル 教科書体 NK-R"/>
-          <w:color w:val="auto"/>
-        </w:rPr>
-        <w:t>, and A. Oka, A modeling study of early diagenesis using an ocean sediment model</w:t>
-      </w:r>
-      <w:r>
-        <w:rPr>
-          <w:rFonts w:eastAsia="UD デジタル 教科書体 NK-R"/>
-          <w:color w:val="auto"/>
-        </w:rPr>
-        <w:t xml:space="preserve">, </w:t>
-      </w:r>
-      <w:r>
-        <w:rPr>
-          <w:rFonts w:eastAsia="UD デジタル 教科書体 NK-R"/>
-          <w:color w:val="auto"/>
-        </w:rPr>
-        <w:t>JpGU-AGU Joint Meeting 2020</w:t>
-      </w:r>
-      <w:r>
-        <w:rPr>
-          <w:rFonts w:eastAsia="UD デジタル 教科書体 NK-R"/>
-          <w:color w:val="auto"/>
-        </w:rPr>
-        <w:t xml:space="preserve">, </w:t>
-      </w:r>
-      <w:r>
-        <w:rPr>
-          <w:rFonts w:eastAsia="UD デジタル 教科書体 NK-R"/>
-          <w:color w:val="auto"/>
-        </w:rPr>
-        <w:t xml:space="preserve">virtual, </w:t>
-      </w:r>
-      <w:r>
-        <w:rPr>
-          <w:rFonts w:eastAsia="UD デジタル 教科書体 NK-R"/>
-          <w:color w:val="auto"/>
-        </w:rPr>
-        <w:t>Jul</w:t>
-      </w:r>
-      <w:r>
-        <w:rPr>
-          <w:rFonts w:eastAsia="UD デジタル 教科書体 NK-R"/>
-          <w:color w:val="auto"/>
-        </w:rPr>
-        <w:t xml:space="preserve">y </w:t>
-      </w:r>
-      <w:r>
-        <w:rPr>
-          <w:rFonts w:eastAsia="UD デジタル 教科書体 NK-R"/>
-          <w:color w:val="auto"/>
-        </w:rPr>
-        <w:t xml:space="preserve">2020, </w:t>
-      </w:r>
-      <w:proofErr w:type="spellStart"/>
-      <w:r>
-        <w:rPr>
-          <w:rFonts w:eastAsia="UD デジタル 教科書体 NK-R"/>
-          <w:color w:val="auto"/>
-        </w:rPr>
-        <w:t>iposter</w:t>
-      </w:r>
-      <w:proofErr w:type="spellEnd"/>
-      <w:r>
-        <w:rPr>
-          <w:rFonts w:eastAsia="UD デジタル 教科書体 NK-R"/>
-          <w:color w:val="auto"/>
-        </w:rPr>
-        <w:t>.</w:t>
-      </w:r>
-    </w:p>
-    <w:p>
-      <w:pPr>
-        <w:pStyle w:val="Default"/>
-        <w:spacing w:after="105" w:line="288" w:lineRule="auto"/>
-        <w:rPr>
-          <w:rFonts w:eastAsia="UD デジタル 教科書体 NK-R"/>
-          <w:color w:val="auto"/>
-        </w:rPr>
-      </w:pPr>
-      <w:r>
-        <w:rPr>
-          <w:rFonts w:eastAsia="UD デジタル 教科書体 NK-R"/>
-          <w:color w:val="auto"/>
-        </w:rPr>
-        <w:t>−</w:t>
-      </w:r>
-      <w:r>
-        <w:rPr>
-          <w:rFonts w:eastAsia="UD デジタル 教科書体 NK-R"/>
-          <w:color w:val="auto"/>
-        </w:rPr>
-        <w:t xml:space="preserve"> </w:t>
-      </w:r>
-      <w:r>
-        <w:rPr>
-          <w:rFonts w:eastAsia="UD デジタル 教科書体 NK-R"/>
-          <w:b/>
-          <w:bCs/>
-          <w:color w:val="auto"/>
-        </w:rPr>
-        <w:t>Kobayashi, H.</w:t>
-      </w:r>
-      <w:r>
-        <w:rPr>
-          <w:rFonts w:eastAsia="UD デジタル 教科書体 NK-R"/>
-          <w:color w:val="auto"/>
-        </w:rPr>
-        <w:t xml:space="preserve">, A. Oka, A. Yamamoto, and A. Abe-Ouchi, </w:t>
-      </w:r>
-      <w:proofErr w:type="gramStart"/>
-      <w:r>
-        <w:rPr>
-          <w:rFonts w:eastAsia="UD デジタル 教科書体 NK-R"/>
-          <w:color w:val="auto"/>
-        </w:rPr>
-        <w:t>Glacial ocean</w:t>
-      </w:r>
-      <w:proofErr w:type="gramEnd"/>
-      <w:r>
-        <w:rPr>
-          <w:rFonts w:eastAsia="UD デジタル 教科書体 NK-R"/>
-          <w:color w:val="auto"/>
-        </w:rPr>
-        <w:t xml:space="preserve"> carbon cycle changes caused by enhanced stratification in the Southern Ocean and iron fertilization from glaciogenic dust</w:t>
-      </w:r>
-      <w:r>
-        <w:rPr>
-          <w:rFonts w:eastAsia="UD デジタル 教科書体 NK-R"/>
-          <w:color w:val="auto"/>
-        </w:rPr>
-        <w:t xml:space="preserve">, </w:t>
-      </w:r>
-      <w:r>
-        <w:rPr>
-          <w:rFonts w:eastAsia="UD デジタル 教科書体 NK-R"/>
-          <w:color w:val="auto"/>
-        </w:rPr>
-        <w:t>JpGU-AGU Joint Meeting 2020</w:t>
-      </w:r>
-      <w:r>
-        <w:rPr>
-          <w:rFonts w:eastAsia="UD デジタル 教科書体 NK-R"/>
-          <w:color w:val="auto"/>
-        </w:rPr>
-        <w:t xml:space="preserve">, </w:t>
-      </w:r>
-      <w:r>
-        <w:rPr>
-          <w:rFonts w:eastAsia="UD デジタル 教科書体 NK-R"/>
-          <w:color w:val="auto"/>
-        </w:rPr>
-        <w:t xml:space="preserve">virtual, </w:t>
-      </w:r>
-      <w:r>
-        <w:rPr>
-          <w:rFonts w:eastAsia="UD デジタル 教科書体 NK-R"/>
-          <w:color w:val="auto"/>
-        </w:rPr>
-        <w:t>Jul</w:t>
-      </w:r>
-      <w:r>
-        <w:rPr>
-          <w:rFonts w:eastAsia="UD デジタル 教科書体 NK-R"/>
-          <w:color w:val="auto"/>
-        </w:rPr>
-        <w:t xml:space="preserve">y </w:t>
-      </w:r>
-      <w:r>
-        <w:rPr>
-          <w:rFonts w:eastAsia="UD デジタル 教科書体 NK-R"/>
-          <w:color w:val="auto"/>
-        </w:rPr>
-        <w:t xml:space="preserve">2020, </w:t>
-      </w:r>
-      <w:proofErr w:type="spellStart"/>
-      <w:r>
-        <w:rPr>
-          <w:rFonts w:eastAsia="UD デジタル 教科書体 NK-R"/>
-          <w:color w:val="auto"/>
-        </w:rPr>
-        <w:t>iposter</w:t>
-      </w:r>
-      <w:proofErr w:type="spellEnd"/>
-      <w:r>
-        <w:rPr>
-          <w:rFonts w:eastAsia="UD デジタル 教科書体 NK-R"/>
-          <w:color w:val="auto"/>
-        </w:rPr>
-        <w:t>.</w:t>
-      </w:r>
-    </w:p>
-    <w:p>
-      <w:pPr>
-        <w:pStyle w:val="Default"/>
-        <w:spacing w:after="105" w:line="288" w:lineRule="auto"/>
-        <w:rPr>
-          <w:rFonts w:eastAsia="UD デジタル 教科書体 NK-R"/>
-          <w:color w:val="auto"/>
-        </w:rPr>
-      </w:pPr>
-      <w:r>
-        <w:rPr>
-          <w:rFonts w:eastAsia="UD デジタル 教科書体 NK-R"/>
-          <w:color w:val="auto"/>
-        </w:rPr>
-        <w:t>−</w:t>
-      </w:r>
-      <w:r>
-        <w:rPr>
-          <w:rFonts w:eastAsia="UD デジタル 教科書体 NK-R"/>
-          <w:color w:val="auto"/>
-        </w:rPr>
-        <w:t xml:space="preserve"> </w:t>
-      </w:r>
-      <w:r>
-        <w:rPr>
-          <w:rFonts w:eastAsia="UD デジタル 教科書体 NK-R"/>
-          <w:b/>
-          <w:bCs/>
-          <w:color w:val="auto"/>
-        </w:rPr>
-        <w:t>Kobayashi, H.</w:t>
-      </w:r>
-      <w:r>
-        <w:rPr>
-          <w:rFonts w:eastAsia="UD デジタル 教科書体 NK-R"/>
-          <w:color w:val="auto"/>
-        </w:rPr>
-        <w:t>, and A. Oka, Response of atmospheric pCO</w:t>
-      </w:r>
-      <w:r>
-        <w:rPr>
-          <w:rFonts w:eastAsia="UD デジタル 教科書体 NK-R"/>
-          <w:color w:val="auto"/>
-          <w:vertAlign w:val="subscript"/>
-        </w:rPr>
-        <w:t>2</w:t>
-      </w:r>
-      <w:r>
-        <w:rPr>
-          <w:rFonts w:eastAsia="UD デジタル 教科書体 NK-R"/>
-          <w:color w:val="auto"/>
-        </w:rPr>
-        <w:t xml:space="preserve"> to glacial changes in the Southern Ocean amplified by carbonate compensation, Ocean Sciences Meeting</w:t>
-      </w:r>
-      <w:r>
-        <w:rPr>
-          <w:rFonts w:eastAsia="UD デジタル 教科書体 NK-R" w:hint="eastAsia"/>
-          <w:color w:val="auto"/>
-        </w:rPr>
-        <w:t>,</w:t>
-      </w:r>
-      <w:r>
-        <w:rPr>
-          <w:rFonts w:eastAsia="UD デジタル 教科書体 NK-R"/>
-          <w:color w:val="auto"/>
-        </w:rPr>
-        <w:t xml:space="preserve"> </w:t>
-      </w:r>
-      <w:r>
-        <w:rPr>
-          <w:rFonts w:eastAsia="UD デジタル 教科書体 NK-R"/>
-          <w:color w:val="auto"/>
-        </w:rPr>
-        <w:t>San Diego, Feb</w:t>
-      </w:r>
-      <w:r>
-        <w:rPr>
-          <w:rFonts w:eastAsia="UD デジタル 教科書体 NK-R"/>
-          <w:color w:val="auto"/>
-        </w:rPr>
-        <w:t>ruary</w:t>
-      </w:r>
-      <w:r>
-        <w:rPr>
-          <w:rFonts w:eastAsia="UD デジタル 教科書体 NK-R"/>
-          <w:color w:val="auto"/>
-        </w:rPr>
-        <w:t xml:space="preserve"> 2020,</w:t>
-      </w:r>
-      <w:r>
-        <w:rPr>
-          <w:rFonts w:eastAsia="UD デジタル 教科書体 NK-R"/>
-          <w:color w:val="auto"/>
-        </w:rPr>
-        <w:t xml:space="preserve"> oral.</w:t>
-      </w:r>
-    </w:p>
-    <w:p>
-      <w:pPr>
-        <w:pStyle w:val="Default"/>
-        <w:spacing w:after="105" w:line="288" w:lineRule="auto"/>
-      </w:pPr>
-      <w:r>
-        <w:rPr>
-          <w:rFonts w:eastAsia="UD デジタル 教科書体 NK-R"/>
-          <w:color w:val="auto"/>
-        </w:rPr>
-        <w:t>−</w:t>
-      </w:r>
-      <w:r>
-        <w:rPr>
-          <w:rFonts w:eastAsia="UD デジタル 教科書体 NK-R"/>
-          <w:color w:val="auto"/>
-        </w:rPr>
-        <w:t xml:space="preserve"> </w:t>
-      </w:r>
-      <w:r>
-        <w:rPr>
-          <w:rFonts w:eastAsia="UD デジタル 教科書体 NK-R"/>
-          <w:b/>
-          <w:bCs/>
-          <w:color w:val="auto"/>
-        </w:rPr>
-        <w:t>Kobayashi, H.</w:t>
-      </w:r>
-      <w:r>
-        <w:rPr>
-          <w:rFonts w:eastAsia="UD デジタル 教科書体 NK-R"/>
-          <w:color w:val="auto"/>
-        </w:rPr>
         <w:t xml:space="preserve"> and A. Oka:</w:t>
       </w:r>
       <w:r>
-        <w:t xml:space="preserve"> Response of atmospheric pCO</w:t>
-      </w:r>
-      <w:r>
-        <w:rPr>
-          <w:vertAlign w:val="subscript"/>
-        </w:rPr>
-        <w:t>2</w:t>
-      </w:r>
-      <w:r>
-        <w:t xml:space="preserve"> to glacial changes in the Southern Ocean amplified by carbonate compensation</w:t>
-      </w:r>
-      <w:r>
-        <w:t>, 13th International Conference on Paleoceanography (ICP13), Sydney, September 2019, poster</w:t>
-      </w:r>
-      <w:r>
-        <w:t>.</w:t>
-      </w:r>
-    </w:p>
-    <w:p>
-      <w:pPr>
-        <w:pStyle w:val="Default"/>
-        <w:spacing w:after="105" w:line="288" w:lineRule="auto"/>
-        <w:rPr>
-          <w:rFonts w:eastAsia="UD デジタル 教科書体 NK-R"/>
-          <w:color w:val="auto"/>
-        </w:rPr>
-      </w:pPr>
-      <w:r>
-        <w:rPr>
-          <w:rFonts w:eastAsia="UD デジタル 教科書体 NK-R"/>
-          <w:color w:val="auto"/>
-        </w:rPr>
-        <w:t xml:space="preserve">− </w:t>
-      </w:r>
-      <w:r>
-        <w:rPr>
-          <w:rFonts w:eastAsia="UD デジタル 教科書体 NK-R"/>
-          <w:b/>
-          <w:bCs/>
-          <w:color w:val="auto"/>
-        </w:rPr>
-        <w:t>Kobayashi, H.</w:t>
-      </w:r>
-      <w:r>
-        <w:rPr>
-          <w:rFonts w:eastAsia="UD デジタル 教科書体 NK-R"/>
-          <w:color w:val="auto"/>
-        </w:rPr>
-        <w:t xml:space="preserve"> and A. Oka:</w:t>
-      </w:r>
-      <w:r>
-        <w:t xml:space="preserve"> Response of atmospheric pCO</w:t>
-      </w:r>
-      <w:r>
-        <w:rPr>
-          <w:vertAlign w:val="subscript"/>
-        </w:rPr>
-        <w:t>2</w:t>
-      </w:r>
-      <w:r>
-        <w:t xml:space="preserve"> to glacial changes in the Southern Ocean amplified by carbonate compensation, EGU General Assembly, Vienna, April 2019, poster</w:t>
-      </w:r>
-      <w:r>
-        <w:t>.</w:t>
-      </w:r>
-    </w:p>
-    <w:p>
-      <w:pPr>
-        <w:pStyle w:val="Default"/>
-        <w:spacing w:after="105" w:line="288" w:lineRule="auto"/>
-        <w:rPr>
-          <w:rFonts w:eastAsia="UD デジタル 教科書体 NK-R"/>
-          <w:color w:val="auto"/>
-        </w:rPr>
-      </w:pPr>
-      <w:r>
-        <w:rPr>
-          <w:rFonts w:eastAsia="UD デジタル 教科書体 NK-R"/>
-          <w:color w:val="auto"/>
-        </w:rPr>
-        <w:t xml:space="preserve">− </w:t>
-      </w:r>
-      <w:r>
-        <w:rPr>
-          <w:rFonts w:eastAsia="UD デジタル 教科書体 NK-R"/>
-          <w:b/>
-          <w:bCs/>
-          <w:color w:val="auto"/>
-        </w:rPr>
-        <w:t>Kobayashi, H.</w:t>
-      </w:r>
-      <w:r>
-        <w:rPr>
-          <w:rFonts w:eastAsia="UD デジタル 教科書体 NK-R"/>
-          <w:color w:val="auto"/>
-        </w:rPr>
-        <w:t xml:space="preserve"> and A. Oka:</w:t>
-      </w:r>
-      <w:r>
-        <w:t xml:space="preserve"> Simulations of glacial ocean carbon cycle with a parameterization of brine rejection, 1st </w:t>
-      </w:r>
-      <w:proofErr w:type="spellStart"/>
-      <w:r>
-        <w:t>GRAntarctic</w:t>
-      </w:r>
-      <w:proofErr w:type="spellEnd"/>
-      <w:r>
-        <w:t xml:space="preserve"> International Symposium, Tachikawa, December 2018, oral</w:t>
+        <w:t xml:space="preserve"> Simulations of glacial ocean carbon cycle with a parameterization of brine rejection, 1st GRAntarctic International Symposium, Tachikawa, December 2018, oral</w:t>
       </w:r>
     </w:p>
     <w:p>
@@ -5007,20 +4553,18 @@
           <w:rFonts w:eastAsia="UD デジタル 教科書体 NK-R" w:hint="eastAsia"/>
           <w:color w:val="auto"/>
         </w:rPr>
-        <w:t xml:space="preserve">2026: JSPS </w:t>
-      </w:r>
-      <w:proofErr w:type="spellStart"/>
-      <w:r>
-        <w:rPr>
-          <w:rFonts w:eastAsia="UD デジタル 教科書体 NK-R" w:hint="eastAsia"/>
-          <w:color w:val="auto"/>
-        </w:rPr>
-        <w:t>Kakenhi</w:t>
-      </w:r>
-      <w:proofErr w:type="spellEnd"/>
-      <w:r>
-        <w:rPr>
-          <w:rFonts w:eastAsia="UD デジタル 教科書体 NK-R" w:hint="eastAsia"/>
+        <w:t xml:space="preserve">2026: JSPS Kakenhi </w:t>
+      </w:r>
+      <w:r>
+        <w:rPr>
+          <w:rFonts w:eastAsia="UD デジタル 教科書体 NK-R"/>
+          <w:color w:val="auto"/>
+        </w:rPr>
+        <w:t>Grant-in-Aid for Transformative Research Areas</w:t>
+      </w:r>
+      <w:r>
+        <w:rPr>
+          <w:rFonts w:eastAsia="UD デジタル 教科書体 NK-R"/>
           <w:color w:val="auto"/>
         </w:rPr>
         <w:t xml:space="preserve"> </w:t>
@@ -5030,6 +4574,170 @@
           <w:rFonts w:eastAsia="UD デジタル 教科書体 NK-R"/>
           <w:color w:val="auto"/>
         </w:rPr>
+        <w:t>(</w:t>
+      </w:r>
+      <w:r>
+        <w:rPr>
+          <w:rFonts w:eastAsia="UD デジタル 教科書体 NK-R"/>
+          <w:color w:val="auto"/>
+        </w:rPr>
+        <w:t>A</w:t>
+      </w:r>
+      <w:r>
+        <w:rPr>
+          <w:rFonts w:eastAsia="UD デジタル 教科書体 NK-R"/>
+          <w:color w:val="auto"/>
+        </w:rPr>
+        <w:t>)</w:t>
+      </w:r>
+      <w:r>
+        <w:rPr>
+          <w:rFonts w:eastAsia="UD デジタル 教科書体 NK-R"/>
+          <w:color w:val="auto"/>
+        </w:rPr>
+        <w:t xml:space="preserve">, </w:t>
+      </w:r>
+      <w:r>
+        <w:rPr>
+          <w:rFonts w:eastAsia="UD デジタル 教科書体 NK-R" w:hint="eastAsia"/>
+          <w:color w:val="auto"/>
+        </w:rPr>
+        <w:t xml:space="preserve">PI (Area Organizer: Hiroyasu Hasumi), Area title: </w:t>
+      </w:r>
+      <w:r>
+        <w:rPr>
+          <w:rFonts w:eastAsia="UD デジタル 教科書体 NK-R"/>
+          <w:color w:val="auto"/>
+        </w:rPr>
+        <w:t>“</w:t>
+      </w:r>
+      <w:r>
+        <w:rPr>
+          <w:rFonts w:eastAsia="UD デジタル 教科書体 NK-R"/>
+          <w:color w:val="auto"/>
+        </w:rPr>
+        <w:t>Macro coastal oceanography: integrated simulation for the material dynamics from the land through the open ocean</w:t>
+      </w:r>
+      <w:r>
+        <w:rPr>
+          <w:rFonts w:eastAsia="UD デジタル 教科書体 NK-R"/>
+          <w:color w:val="auto"/>
+        </w:rPr>
+        <w:t>”</w:t>
+      </w:r>
+      <w:r>
+        <w:rPr>
+          <w:rFonts w:eastAsia="UD デジタル 教科書体 NK-R" w:hint="eastAsia"/>
+          <w:color w:val="auto"/>
+        </w:rPr>
+        <w:t xml:space="preserve">, Title: </w:t>
+      </w:r>
+      <w:r>
+        <w:rPr>
+          <w:rFonts w:eastAsia="UD デジタル 教科書体 NK-R"/>
+          <w:color w:val="auto"/>
+        </w:rPr>
+        <w:t>“</w:t>
+      </w:r>
+      <w:r>
+        <w:rPr>
+          <w:rFonts w:eastAsia="UD デジタル 教科書体 NK-R"/>
+          <w:color w:val="auto"/>
+        </w:rPr>
+        <w:t>Quantifying the Role of Riverine Nutrient and Carbon Transport on the Oceanic Carbon Budget</w:t>
+      </w:r>
+      <w:r>
+        <w:rPr>
+          <w:rFonts w:eastAsia="UD デジタル 教科書体 NK-R"/>
+          <w:color w:val="auto"/>
+        </w:rPr>
+        <w:t>”</w:t>
+      </w:r>
+      <w:r>
+        <w:rPr>
+          <w:rFonts w:eastAsia="UD デジタル 教科書体 NK-R"/>
+          <w:color w:val="auto"/>
+        </w:rPr>
+        <w:t>, 3</w:t>
+      </w:r>
+      <w:r>
+        <w:rPr>
+          <w:rFonts w:eastAsia="UD デジタル 教科書体 NK-R" w:hint="eastAsia"/>
+          <w:color w:val="auto"/>
+        </w:rPr>
+        <w:t>.</w:t>
+      </w:r>
+      <w:r>
+        <w:rPr>
+          <w:rFonts w:eastAsia="UD デジタル 教科書体 NK-R"/>
+          <w:color w:val="auto"/>
+        </w:rPr>
+        <w:t>9</w:t>
+      </w:r>
+      <w:r>
+        <w:rPr>
+          <w:rFonts w:eastAsia="UD デジタル 教科書体 NK-R" w:hint="eastAsia"/>
+          <w:color w:val="auto"/>
+        </w:rPr>
+        <w:t xml:space="preserve"> million yen</w:t>
+      </w:r>
+    </w:p>
+    <w:p>
+      <w:pPr>
+        <w:pStyle w:val="Default"/>
+        <w:spacing w:after="105" w:line="288" w:lineRule="auto"/>
+        <w:rPr>
+          <w:rFonts w:eastAsia="UD デジタル 教科書体 NK-R"/>
+          <w:color w:val="auto"/>
+        </w:rPr>
+      </w:pPr>
+      <w:r>
+        <w:rPr>
+          <w:rFonts w:eastAsia="UD デジタル 教科書体 NK-R"/>
+          <w:color w:val="auto"/>
+        </w:rPr>
+        <w:t>−</w:t>
+      </w:r>
+      <w:r>
+        <w:rPr>
+          <w:rFonts w:eastAsia="UD デジタル 教科書体 NK-R"/>
+          <w:color w:val="auto"/>
+        </w:rPr>
+        <w:t xml:space="preserve"> </w:t>
+      </w:r>
+      <w:r>
+        <w:rPr>
+          <w:rFonts w:eastAsia="UD デジタル 教科書体 NK-R"/>
+          <w:color w:val="auto"/>
+        </w:rPr>
+        <w:t>2</w:t>
+      </w:r>
+      <w:r>
+        <w:rPr>
+          <w:rFonts w:eastAsia="UD デジタル 教科書体 NK-R" w:hint="eastAsia"/>
+          <w:color w:val="auto"/>
+        </w:rPr>
+        <w:t>024</w:t>
+      </w:r>
+      <w:r>
+        <w:rPr>
+          <w:rFonts w:eastAsia="UD デジタル 教科書体 NK-R"/>
+          <w:color w:val="auto"/>
+        </w:rPr>
+        <w:t>–</w:t>
+      </w:r>
+      <w:r>
+        <w:rPr>
+          <w:rFonts w:eastAsia="UD デジタル 教科書体 NK-R" w:hint="eastAsia"/>
+          <w:color w:val="auto"/>
+        </w:rPr>
+        <w:t xml:space="preserve">2028: JSPS Kakenhi </w:t>
+      </w:r>
+      <w:r>
+        <w:rPr>
+          <w:rFonts w:eastAsia="UD デジタル 教科書体 NK-R"/>
+          <w:color w:val="auto"/>
+        </w:rPr>
         <w:t>Grant-in-Aid for Transformative Research Areas</w:t>
       </w:r>
       <w:r>
@@ -5072,7 +4780,35 @@
           <w:rFonts w:eastAsia="UD デジタル 教科書体 NK-R" w:hint="eastAsia"/>
           <w:color w:val="auto"/>
         </w:rPr>
-        <w:t xml:space="preserve">PI (Area Organizer: Hiroyasu Hasumi), Area title: </w:t>
+        <w:t xml:space="preserve">Co-PI </w:t>
+      </w:r>
+      <w:r>
+        <w:rPr>
+          <w:rFonts w:eastAsia="UD デジタル 教科書体 NK-R"/>
+          <w:color w:val="auto"/>
+        </w:rPr>
+        <w:t>(</w:t>
+      </w:r>
+      <w:r>
+        <w:rPr>
+          <w:rFonts w:eastAsia="UD デジタル 教科書体 NK-R" w:hint="eastAsia"/>
+          <w:color w:val="auto"/>
+        </w:rPr>
+        <w:t>Area Organizer: Shigeru Aoki, PI: Akira Oka),</w:t>
+      </w:r>
+      <w:r>
+        <w:rPr>
+          <w:rFonts w:eastAsia="UD デジタル 教科書体 NK-R"/>
+          <w:color w:val="auto"/>
+        </w:rPr>
+        <w:t xml:space="preserve"> </w:t>
+      </w:r>
+      <w:r>
+        <w:rPr>
+          <w:rFonts w:eastAsia="UD デジタル 教科書体 NK-R" w:hint="eastAsia"/>
+          <w:color w:val="auto"/>
+        </w:rPr>
+        <w:t xml:space="preserve">Area Title: </w:t>
       </w:r>
       <w:r>
         <w:rPr>
@@ -5086,7 +4822,7 @@
           <w:rFonts w:eastAsia="UD デジタル 教科書体 NK-R"/>
           <w:color w:val="auto"/>
         </w:rPr>
-        <w:t>Macro coastal oceanography: integrated simulation for the material dynamics from the land through the open ocean</w:t>
+        <w:t>Global Antarctic Science: connecting the chain of changing huge ice sheet and global environments</w:t>
       </w:r>
       <w:r>
         <w:rPr>
@@ -5114,7 +4850,7 @@
           <w:rFonts w:eastAsia="UD デジタル 教科書体 NK-R"/>
           <w:color w:val="auto"/>
         </w:rPr>
-        <w:t>Quantifying the Role of Riverine Nutrient and Carbon Transport on the Oceanic Carbon Budget</w:t>
+        <w:t>Modeling of climate system dynamics in the Antarctic</w:t>
       </w:r>
       <w:r>
         <w:rPr>
@@ -5123,34 +4859,6 @@
         </w:rPr>
         <w:t>”</w:t>
       </w:r>
-      <w:r>
-        <w:rPr>
-          <w:rFonts w:eastAsia="UD デジタル 教科書体 NK-R"/>
-          <w:color w:val="auto"/>
-        </w:rPr>
-        <w:t>, 3</w:t>
-      </w:r>
-      <w:r>
-        <w:rPr>
-          <w:rFonts w:eastAsia="UD デジタル 教科書体 NK-R" w:hint="eastAsia"/>
-          <w:color w:val="auto"/>
-        </w:rPr>
-        <w:t>.</w:t>
-      </w:r>
-      <w:r>
-        <w:rPr>
-          <w:rFonts w:eastAsia="UD デジタル 教科書体 NK-R"/>
-          <w:color w:val="auto"/>
-        </w:rPr>
-        <w:t>9</w:t>
-      </w:r>
-      <w:r>
-        <w:rPr>
-          <w:rFonts w:eastAsia="UD デジタル 教科書体 NK-R" w:hint="eastAsia"/>
-          <w:color w:val="auto"/>
-        </w:rPr>
-        <w:t xml:space="preserve"> million yen</w:t>
-      </w:r>
     </w:p>
     <w:p>
       <w:pPr>
@@ -5158,7 +4866,6 @@
         <w:spacing w:after="105" w:line="288" w:lineRule="auto"/>
         <w:rPr>
           <w:rFonts w:eastAsia="UD デジタル 教科書体 NK-R"/>
-          <w:color w:val="auto"/>
         </w:rPr>
       </w:pPr>
       <w:r>
@@ -5187,7 +4894,7 @@
           <w:rFonts w:eastAsia="UD デジタル 教科書体 NK-R" w:hint="eastAsia"/>
           <w:color w:val="auto"/>
         </w:rPr>
-        <w:t>024</w:t>
+        <w:t>023</w:t>
       </w:r>
       <w:r>
         <w:rPr>
@@ -5201,20 +4908,11 @@
           <w:rFonts w:eastAsia="UD デジタル 教科書体 NK-R" w:hint="eastAsia"/>
           <w:color w:val="auto"/>
         </w:rPr>
-        <w:t xml:space="preserve">2028: JSPS </w:t>
-      </w:r>
-      <w:proofErr w:type="spellStart"/>
-      <w:r>
-        <w:rPr>
-          <w:rFonts w:eastAsia="UD デジタル 教科書体 NK-R" w:hint="eastAsia"/>
-          <w:color w:val="auto"/>
-        </w:rPr>
-        <w:t>Kakenhi</w:t>
-      </w:r>
-      <w:proofErr w:type="spellEnd"/>
-      <w:r>
-        <w:rPr>
-          <w:rFonts w:eastAsia="UD デジタル 教科書体 NK-R" w:hint="eastAsia"/>
+        <w:t>2026: JSPS Kakenhi,</w:t>
+      </w:r>
+      <w:r>
+        <w:rPr>
+          <w:rFonts w:eastAsia="UD デジタル 教科書体 NK-R"/>
           <w:color w:val="auto"/>
         </w:rPr>
         <w:t xml:space="preserve"> </w:t>
@@ -5224,11 +4922,11 @@
           <w:rFonts w:eastAsia="UD デジタル 教科書体 NK-R"/>
           <w:color w:val="auto"/>
         </w:rPr>
-        <w:t>Grant-in-Aid for Transformative Research Areas</w:t>
-      </w:r>
-      <w:r>
-        <w:rPr>
-          <w:rFonts w:eastAsia="UD デジタル 教科書体 NK-R"/>
+        <w:t>Grant-in-Aid for Scientific Research</w:t>
+      </w:r>
+      <w:r>
+        <w:rPr>
+          <w:rFonts w:eastAsia="UD デジタル 教科書体 NK-R" w:hint="eastAsia"/>
           <w:color w:val="auto"/>
         </w:rPr>
         <w:t xml:space="preserve"> </w:t>
@@ -5245,7 +4943,7 @@
           <w:rFonts w:eastAsia="UD デジタル 教科書体 NK-R"/>
           <w:color w:val="auto"/>
         </w:rPr>
-        <w:t>A</w:t>
+        <w:t>B</w:t>
       </w:r>
       <w:r>
         <w:rPr>
@@ -5280,21 +4978,21 @@
           <w:rFonts w:eastAsia="UD デジタル 教科書体 NK-R" w:hint="eastAsia"/>
           <w:color w:val="auto"/>
         </w:rPr>
-        <w:t>Area Organizer: Shigeru Aoki, PI: Akira Oka),</w:t>
-      </w:r>
-      <w:r>
-        <w:rPr>
-          <w:rFonts w:eastAsia="UD デジタル 教科書体 NK-R"/>
-          <w:color w:val="auto"/>
-        </w:rPr>
-        <w:t xml:space="preserve"> </w:t>
-      </w:r>
-      <w:r>
-        <w:rPr>
-          <w:rFonts w:eastAsia="UD デジタル 教科書体 NK-R" w:hint="eastAsia"/>
-          <w:color w:val="auto"/>
-        </w:rPr>
-        <w:t xml:space="preserve">Area Title: </w:t>
+        <w:t>PI: Jing Zhang)</w:t>
+      </w:r>
+      <w:r>
+        <w:rPr>
+          <w:rFonts w:eastAsia="UD デジタル 教科書体 NK-R"/>
+          <w:color w:val="auto"/>
+        </w:rPr>
+        <w:t xml:space="preserve">, </w:t>
+      </w:r>
+      <w:r>
+        <w:rPr>
+          <w:rFonts w:eastAsia="UD デジタル 教科書体 NK-R" w:hint="eastAsia"/>
+          <w:color w:val="auto"/>
+        </w:rPr>
+        <w:t xml:space="preserve">Title: </w:t>
       </w:r>
       <w:r>
         <w:rPr>
@@ -5306,217 +5004,9 @@
       <w:r>
         <w:rPr>
           <w:rFonts w:eastAsia="UD デジタル 教科書体 NK-R"/>
-          <w:color w:val="auto"/>
-        </w:rPr>
-        <w:t>Global Antarctic Science: connecting the chain of changing huge ice sheet and global environments</w:t>
-      </w:r>
-      <w:r>
-        <w:rPr>
-          <w:rFonts w:eastAsia="UD デジタル 教科書体 NK-R"/>
-          <w:color w:val="auto"/>
-        </w:rPr>
-        <w:t>”</w:t>
-      </w:r>
-      <w:r>
-        <w:rPr>
-          <w:rFonts w:eastAsia="UD デジタル 教科書体 NK-R" w:hint="eastAsia"/>
-          <w:color w:val="auto"/>
-        </w:rPr>
-        <w:t xml:space="preserve">, Title: </w:t>
-      </w:r>
-      <w:r>
-        <w:rPr>
-          <w:rFonts w:eastAsia="UD デジタル 教科書体 NK-R"/>
-          <w:color w:val="auto"/>
-        </w:rPr>
-        <w:t>“</w:t>
-      </w:r>
-      <w:r>
-        <w:rPr>
-          <w:rFonts w:eastAsia="UD デジタル 教科書体 NK-R"/>
-          <w:color w:val="auto"/>
-        </w:rPr>
-        <w:t>Modeling of climate system dynamics in the Antarctic</w:t>
-      </w:r>
-      <w:r>
-        <w:rPr>
-          <w:rFonts w:eastAsia="UD デジタル 教科書体 NK-R"/>
-          <w:color w:val="auto"/>
-        </w:rPr>
-        <w:t>”</w:t>
-      </w:r>
-    </w:p>
-    <w:p>
-      <w:pPr>
-        <w:pStyle w:val="Default"/>
-        <w:spacing w:after="105" w:line="288" w:lineRule="auto"/>
-        <w:rPr>
-          <w:rFonts w:eastAsia="UD デジタル 教科書体 NK-R"/>
-        </w:rPr>
-      </w:pPr>
-      <w:r>
-        <w:rPr>
-          <w:rFonts w:eastAsia="UD デジタル 教科書体 NK-R"/>
-          <w:color w:val="auto"/>
-        </w:rPr>
-        <w:t>−</w:t>
-      </w:r>
-      <w:r>
-        <w:rPr>
-          <w:rFonts w:eastAsia="UD デジタル 教科書体 NK-R"/>
-          <w:color w:val="auto"/>
-        </w:rPr>
-        <w:t xml:space="preserve"> </w:t>
-      </w:r>
-      <w:r>
-        <w:rPr>
-          <w:rFonts w:eastAsia="UD デジタル 教科書体 NK-R"/>
-          <w:color w:val="auto"/>
-        </w:rPr>
-        <w:t>2</w:t>
-      </w:r>
-      <w:r>
-        <w:rPr>
-          <w:rFonts w:eastAsia="UD デジタル 教科書体 NK-R" w:hint="eastAsia"/>
-          <w:color w:val="auto"/>
-        </w:rPr>
-        <w:t>023</w:t>
-      </w:r>
-      <w:r>
-        <w:rPr>
-          <w:rFonts w:eastAsia="UD デジタル 教科書体 NK-R"/>
-          <w:color w:val="auto"/>
-        </w:rPr>
-        <w:t>–</w:t>
-      </w:r>
-      <w:r>
-        <w:rPr>
-          <w:rFonts w:eastAsia="UD デジタル 教科書体 NK-R" w:hint="eastAsia"/>
-          <w:color w:val="auto"/>
-        </w:rPr>
-        <w:t xml:space="preserve">2026: JSPS </w:t>
-      </w:r>
-      <w:proofErr w:type="spellStart"/>
-      <w:r>
-        <w:rPr>
-          <w:rFonts w:eastAsia="UD デジタル 教科書体 NK-R" w:hint="eastAsia"/>
-          <w:color w:val="auto"/>
-        </w:rPr>
-        <w:t>Kakenhi</w:t>
-      </w:r>
-      <w:proofErr w:type="spellEnd"/>
-      <w:r>
-        <w:rPr>
-          <w:rFonts w:eastAsia="UD デジタル 教科書体 NK-R" w:hint="eastAsia"/>
-          <w:color w:val="auto"/>
-        </w:rPr>
-        <w:t>,</w:t>
-      </w:r>
-      <w:r>
-        <w:rPr>
-          <w:rFonts w:eastAsia="UD デジタル 教科書体 NK-R"/>
-          <w:color w:val="auto"/>
-        </w:rPr>
-        <w:t xml:space="preserve"> </w:t>
-      </w:r>
-      <w:r>
-        <w:rPr>
-          <w:rFonts w:eastAsia="UD デジタル 教科書体 NK-R"/>
-          <w:color w:val="auto"/>
-        </w:rPr>
-        <w:t>Grant-in-Aid for Scientific Research</w:t>
-      </w:r>
-      <w:r>
-        <w:rPr>
-          <w:rFonts w:eastAsia="UD デジタル 教科書体 NK-R" w:hint="eastAsia"/>
-          <w:color w:val="auto"/>
-        </w:rPr>
-        <w:t xml:space="preserve"> </w:t>
-      </w:r>
-      <w:r>
-        <w:rPr>
-          <w:rFonts w:eastAsia="UD デジタル 教科書体 NK-R"/>
-          <w:color w:val="auto"/>
-        </w:rPr>
-        <w:t>(</w:t>
-      </w:r>
-      <w:r>
-        <w:rPr>
-          <w:rFonts w:eastAsia="UD デジタル 教科書体 NK-R"/>
-          <w:color w:val="auto"/>
-        </w:rPr>
-        <w:t>B</w:t>
-      </w:r>
-      <w:r>
-        <w:rPr>
-          <w:rFonts w:eastAsia="UD デジタル 教科書体 NK-R"/>
-          <w:color w:val="auto"/>
-        </w:rPr>
-        <w:t>)</w:t>
-      </w:r>
-      <w:r>
-        <w:rPr>
-          <w:rFonts w:eastAsia="UD デジタル 教科書体 NK-R"/>
-          <w:color w:val="auto"/>
-        </w:rPr>
-        <w:t xml:space="preserve">, </w:t>
-      </w:r>
-      <w:r>
-        <w:rPr>
-          <w:rFonts w:eastAsia="UD デジタル 教科書体 NK-R" w:hint="eastAsia"/>
-          <w:color w:val="auto"/>
-        </w:rPr>
-        <w:t xml:space="preserve">Co-PI </w:t>
-      </w:r>
-      <w:r>
-        <w:rPr>
-          <w:rFonts w:eastAsia="UD デジタル 教科書体 NK-R"/>
-          <w:color w:val="auto"/>
-        </w:rPr>
-        <w:t>(</w:t>
-      </w:r>
-      <w:r>
-        <w:rPr>
-          <w:rFonts w:eastAsia="UD デジタル 教科書体 NK-R" w:hint="eastAsia"/>
-          <w:color w:val="auto"/>
-        </w:rPr>
-        <w:t>PI: Jing Zhang)</w:t>
-      </w:r>
-      <w:r>
-        <w:rPr>
-          <w:rFonts w:eastAsia="UD デジタル 教科書体 NK-R"/>
-          <w:color w:val="auto"/>
-        </w:rPr>
-        <w:t xml:space="preserve">, </w:t>
-      </w:r>
-      <w:r>
-        <w:rPr>
-          <w:rFonts w:eastAsia="UD デジタル 教科書体 NK-R" w:hint="eastAsia"/>
-          <w:color w:val="auto"/>
-        </w:rPr>
-        <w:t xml:space="preserve">Title: </w:t>
-      </w:r>
-      <w:r>
-        <w:rPr>
-          <w:rFonts w:eastAsia="UD デジタル 教科書体 NK-R"/>
-          <w:color w:val="auto"/>
-        </w:rPr>
-        <w:t>“</w:t>
-      </w:r>
-      <w:r>
-        <w:rPr>
-          <w:rFonts w:eastAsia="UD デジタル 教科書体 NK-R"/>
-        </w:rPr>
-        <w:t xml:space="preserve">The Transport Processes of Nutrients Supplied to the Euphotic Zone via Turbulent Mixing in the Kuroshio Current Region and Their Contribution to </w:t>
-      </w:r>
-      <w:proofErr w:type="spellStart"/>
-      <w:r>
-        <w:rPr>
-          <w:rFonts w:eastAsia="UD デジタル 教科書体 NK-R"/>
-        </w:rPr>
-        <w:t>Bioproductivity</w:t>
-      </w:r>
-      <w:proofErr w:type="spellEnd"/>
+        </w:rPr>
+        <w:t>The Transport Processes of Nutrients Supplied to the Euphotic Zone via Turbulent Mixing in the Kuroshio Current Region and Their Contribution to Bioproductivity</w:t>
+      </w:r>
       <w:r>
         <w:rPr>
           <w:rFonts w:eastAsia="UD デジタル 教科書体 NK-R"/>
@@ -5931,17 +5421,8 @@
           <w:rFonts w:eastAsia="UD デジタル 教科書体 NK-R"/>
           <w:color w:val="auto"/>
         </w:rPr>
-        <w:t xml:space="preserve"> JSPS </w:t>
-      </w:r>
-      <w:proofErr w:type="spellStart"/>
-      <w:r>
-        <w:rPr>
-          <w:rFonts w:eastAsia="UD デジタル 教科書体 NK-R"/>
-          <w:color w:val="auto"/>
-        </w:rPr>
-        <w:t>Kakenhi</w:t>
-      </w:r>
-      <w:proofErr w:type="spellEnd"/>
+        <w:t xml:space="preserve"> JSPS Kakenhi</w:t>
+      </w:r>
       <w:r>
         <w:rPr>
           <w:rFonts w:eastAsia="UD デジタル 教科書体 NK-R"/>
@@ -6091,6 +5572,37 @@
           <w:rFonts w:eastAsia="UD デジタル 教科書体 NK-R"/>
           <w:color w:val="auto"/>
         </w:rPr>
+        <w:t xml:space="preserve"> T</w:t>
+      </w:r>
+      <w:r>
+        <w:rPr>
+          <w:rFonts w:eastAsia="UD デジタル 教科書体 NK-R"/>
+          <w:color w:val="auto"/>
+        </w:rPr>
+        <w:t>he Oceanographic Society of Japan.</w:t>
+      </w:r>
+    </w:p>
+    <w:p>
+      <w:pPr>
+        <w:pStyle w:val="Default"/>
+        <w:spacing w:after="105" w:line="288" w:lineRule="auto"/>
+        <w:rPr>
+          <w:rFonts w:eastAsia="UD デジタル 教科書体 NK-R"/>
+          <w:color w:val="auto"/>
+        </w:rPr>
+      </w:pPr>
+      <w:r>
+        <w:rPr>
+          <w:rFonts w:eastAsia="UD デジタル 教科書体 NK-R"/>
+          <w:color w:val="auto"/>
+        </w:rPr>
+        <w:t>−</w:t>
+      </w:r>
+      <w:r>
+        <w:rPr>
+          <w:rFonts w:eastAsia="UD デジタル 教科書体 NK-R"/>
+          <w:color w:val="auto"/>
+        </w:rPr>
         <w:t xml:space="preserve"> </w:t>
       </w:r>
       <w:r>
@@ -6098,6 +5610,82 @@
           <w:rFonts w:eastAsia="UD デジタル 教科書体 NK-R"/>
           <w:color w:val="auto"/>
         </w:rPr>
+        <w:t>Paleosciences Society</w:t>
+      </w:r>
+      <w:r>
+        <w:rPr>
+          <w:rFonts w:eastAsia="UD デジタル 教科書体 NK-R" w:hint="eastAsia"/>
+          <w:color w:val="auto"/>
+        </w:rPr>
+        <w:t xml:space="preserve"> (PALEO10),</w:t>
+      </w:r>
+      <w:r>
+        <w:rPr>
+          <w:rFonts w:eastAsia="UD デジタル 教科書体 NK-R"/>
+          <w:color w:val="auto"/>
+        </w:rPr>
+        <w:t xml:space="preserve"> Japan</w:t>
+      </w:r>
+    </w:p>
+    <w:p>
+      <w:pPr>
+        <w:pStyle w:val="Default"/>
+        <w:spacing w:after="105" w:line="288" w:lineRule="auto"/>
+        <w:rPr>
+          <w:rFonts w:eastAsia="UD デジタル 教科書体 NK-R"/>
+          <w:color w:val="auto"/>
+        </w:rPr>
+      </w:pPr>
+      <w:r>
+        <w:rPr>
+          <w:rFonts w:eastAsia="UD デジタル 教科書体 NK-R"/>
+          <w:color w:val="auto"/>
+        </w:rPr>
+        <w:t>−</w:t>
+      </w:r>
+      <w:r>
+        <w:rPr>
+          <w:rFonts w:eastAsia="UD デジタル 教科書体 NK-R"/>
+          <w:color w:val="auto"/>
+        </w:rPr>
+        <w:t xml:space="preserve"> </w:t>
+      </w:r>
+      <w:r>
+        <w:rPr>
+          <w:rFonts w:eastAsia="UD デジタル 教科書体 NK-R"/>
+          <w:color w:val="auto"/>
+        </w:rPr>
+        <w:t>The Japanese Coral Reef Society</w:t>
+      </w:r>
+    </w:p>
+    <w:p>
+      <w:pPr>
+        <w:pStyle w:val="Default"/>
+        <w:spacing w:after="105" w:line="288" w:lineRule="auto"/>
+        <w:rPr>
+          <w:rFonts w:eastAsia="UD デジタル 教科書体 NK-R" w:hint="eastAsia"/>
+          <w:color w:val="auto"/>
+        </w:rPr>
+      </w:pPr>
+      <w:r>
+        <w:rPr>
+          <w:rFonts w:eastAsia="UD デジタル 教科書体 NK-R"/>
+          <w:color w:val="auto"/>
+        </w:rPr>
+        <w:t>−</w:t>
+      </w:r>
+      <w:r>
+        <w:rPr>
+          <w:rFonts w:eastAsia="UD デジタル 教科書体 NK-R"/>
+          <w:color w:val="auto"/>
+        </w:rPr>
+        <w:t xml:space="preserve"> </w:t>
+      </w:r>
+      <w:r>
+        <w:rPr>
+          <w:rFonts w:eastAsia="UD デジタル 教科書体 NK-R"/>
+          <w:color w:val="auto"/>
+        </w:rPr>
         <w:t>Japan Geoscience Uni</w:t>
       </w:r>
       <w:r>
@@ -6107,13 +5695,27 @@
         </w:rPr>
         <w:t>on</w:t>
       </w:r>
+      <w:r>
+        <w:rPr>
+          <w:rFonts w:eastAsia="UD デジタル 教科書体 NK-R"/>
+          <w:color w:val="auto"/>
+        </w:rPr>
+        <w:t xml:space="preserve"> </w:t>
+      </w:r>
+      <w:r>
+        <w:rPr>
+          <w:rFonts w:eastAsia="UD デジタル 教科書体 NK-R" w:hint="eastAsia"/>
+          <w:color w:val="auto"/>
+        </w:rPr>
+        <w:t>(JpGU)</w:t>
+      </w:r>
     </w:p>
     <w:p>
       <w:pPr>
         <w:pStyle w:val="Default"/>
         <w:spacing w:after="105" w:line="288" w:lineRule="auto"/>
         <w:rPr>
-          <w:rFonts w:eastAsia="UD デジタル 教科書体 NK-R"/>
+          <w:rFonts w:eastAsia="UD デジタル 教科書体 NK-R" w:hint="eastAsia"/>
           <w:color w:val="auto"/>
         </w:rPr>
       </w:pPr>
@@ -6129,14 +5731,28 @@
           <w:rFonts w:eastAsia="UD デジタル 教科書体 NK-R"/>
           <w:color w:val="auto"/>
         </w:rPr>
-        <w:t xml:space="preserve"> T</w:t>
-      </w:r>
-      <w:r>
-        <w:rPr>
-          <w:rFonts w:eastAsia="UD デジタル 教科書体 NK-R"/>
-          <w:color w:val="auto"/>
-        </w:rPr>
-        <w:t>he Oceanographic Society of Japan.</w:t>
+        <w:t xml:space="preserve"> </w:t>
+      </w:r>
+      <w:r>
+        <w:rPr>
+          <w:rFonts w:eastAsia="UD デジタル 教科書体 NK-R"/>
+          <w:color w:val="auto"/>
+        </w:rPr>
+        <w:t>American Geophysical Union</w:t>
+      </w:r>
+      <w:r>
+        <w:rPr>
+          <w:rFonts w:eastAsia="UD デジタル 教科書体 NK-R" w:hint="eastAsia"/>
+          <w:color w:val="auto"/>
+        </w:rPr>
+        <w:t xml:space="preserve">　</w:t>
+      </w:r>
+      <w:r>
+        <w:rPr>
+          <w:rFonts w:eastAsia="UD デジタル 教科書体 NK-R" w:hint="eastAsia"/>
+          <w:color w:val="auto"/>
+        </w:rPr>
+        <w:t>(AGU)</w:t>
       </w:r>
     </w:p>
     <w:p>
@@ -6144,137 +5760,7 @@
         <w:pStyle w:val="Default"/>
         <w:spacing w:after="105" w:line="288" w:lineRule="auto"/>
         <w:rPr>
-          <w:rFonts w:eastAsia="UD デジタル 教科書体 NK-R"/>
-          <w:color w:val="auto"/>
-        </w:rPr>
-      </w:pPr>
-      <w:r>
-        <w:rPr>
-          <w:rFonts w:eastAsia="UD デジタル 教科書体 NK-R"/>
-          <w:color w:val="auto"/>
-        </w:rPr>
-        <w:t>−</w:t>
-      </w:r>
-      <w:r>
-        <w:rPr>
-          <w:rFonts w:eastAsia="UD デジタル 教科書体 NK-R"/>
-          <w:color w:val="auto"/>
-        </w:rPr>
-        <w:t xml:space="preserve"> </w:t>
-      </w:r>
-      <w:proofErr w:type="spellStart"/>
-      <w:r>
-        <w:rPr>
-          <w:rFonts w:eastAsia="UD デジタル 教科書体 NK-R"/>
-          <w:color w:val="auto"/>
-        </w:rPr>
-        <w:t>Paleosciences</w:t>
-      </w:r>
-      <w:proofErr w:type="spellEnd"/>
-      <w:r>
-        <w:rPr>
-          <w:rFonts w:eastAsia="UD デジタル 教科書体 NK-R"/>
-          <w:color w:val="auto"/>
-        </w:rPr>
-        <w:t xml:space="preserve"> Society</w:t>
-      </w:r>
-      <w:r>
-        <w:rPr>
-          <w:rFonts w:eastAsia="UD デジタル 教科書体 NK-R" w:hint="eastAsia"/>
-          <w:color w:val="auto"/>
-        </w:rPr>
-        <w:t xml:space="preserve"> (PALEO10),</w:t>
-      </w:r>
-      <w:r>
-        <w:rPr>
-          <w:rFonts w:eastAsia="UD デジタル 教科書体 NK-R"/>
-          <w:color w:val="auto"/>
-        </w:rPr>
-        <w:t xml:space="preserve"> Japan</w:t>
-      </w:r>
-    </w:p>
-    <w:p>
-      <w:pPr>
-        <w:pStyle w:val="Default"/>
-        <w:spacing w:after="105" w:line="288" w:lineRule="auto"/>
-        <w:rPr>
-          <w:rFonts w:eastAsia="UD デジタル 教科書体 NK-R"/>
-          <w:color w:val="auto"/>
-        </w:rPr>
-      </w:pPr>
-      <w:r>
-        <w:rPr>
-          <w:rFonts w:eastAsia="UD デジタル 教科書体 NK-R"/>
-          <w:color w:val="auto"/>
-        </w:rPr>
-        <w:t>−</w:t>
-      </w:r>
-      <w:r>
-        <w:rPr>
-          <w:rFonts w:eastAsia="UD デジタル 教科書体 NK-R"/>
-          <w:color w:val="auto"/>
-        </w:rPr>
-        <w:t xml:space="preserve"> </w:t>
-      </w:r>
-      <w:r>
-        <w:rPr>
-          <w:rFonts w:eastAsia="UD デジタル 教科書体 NK-R"/>
-          <w:color w:val="auto"/>
-        </w:rPr>
-        <w:t>The Japanese Coral Reef Society</w:t>
-      </w:r>
-    </w:p>
-    <w:p>
-      <w:pPr>
-        <w:pStyle w:val="Default"/>
-        <w:spacing w:after="105" w:line="288" w:lineRule="auto"/>
-        <w:rPr>
-          <w:rFonts w:eastAsia="UD デジタル 教科書体 NK-R"/>
-          <w:color w:val="auto"/>
-        </w:rPr>
-      </w:pPr>
-      <w:r>
-        <w:rPr>
-          <w:rFonts w:eastAsia="UD デジタル 教科書体 NK-R"/>
-          <w:color w:val="auto"/>
-        </w:rPr>
-        <w:t>−</w:t>
-      </w:r>
-      <w:r>
-        <w:rPr>
-          <w:rFonts w:eastAsia="UD デジタル 教科書体 NK-R"/>
-          <w:color w:val="auto"/>
-        </w:rPr>
-        <w:t xml:space="preserve"> </w:t>
-      </w:r>
-      <w:r>
-        <w:rPr>
-          <w:rFonts w:eastAsia="UD デジタル 教科書体 NK-R" w:hint="eastAsia"/>
-          <w:color w:val="auto"/>
-        </w:rPr>
-        <w:t>American</w:t>
-      </w:r>
-      <w:r>
-        <w:rPr>
-          <w:rFonts w:eastAsia="UD デジタル 教科書体 NK-R"/>
-          <w:color w:val="auto"/>
-        </w:rPr>
-        <w:t xml:space="preserve"> Geoscience Uni</w:t>
-      </w:r>
-      <w:r>
-        <w:rPr>
-          <w:rFonts w:eastAsia="UD デジタル 教科書体 NK-R"/>
-          <w:color w:val="auto"/>
-        </w:rPr>
-        <w:t>on</w:t>
-      </w:r>
-    </w:p>
-    <w:p>
-      <w:pPr>
-        <w:pStyle w:val="Default"/>
-        <w:spacing w:after="105" w:line="288" w:lineRule="auto"/>
-        <w:rPr>
-          <w:rFonts w:eastAsia="UD デジタル 教科書体 NK-R"/>
+          <w:rFonts w:eastAsia="UD デジタル 教科書体 NK-R" w:hint="eastAsia"/>
           <w:color w:val="auto"/>
         </w:rPr>
       </w:pPr>
@@ -6305,7 +5791,21 @@
           <w:rFonts w:eastAsia="UD デジタル 教科書体 NK-R"/>
           <w:color w:val="auto"/>
         </w:rPr>
-        <w:t xml:space="preserve"> Geoscience Uni</w:t>
+        <w:t xml:space="preserve"> Geoscience</w:t>
+      </w:r>
+      <w:r>
+        <w:rPr>
+          <w:rFonts w:eastAsia="UD デジタル 教科書体 NK-R" w:hint="eastAsia"/>
+          <w:color w:val="auto"/>
+        </w:rPr>
+        <w:t>s</w:t>
+      </w:r>
+      <w:r>
+        <w:rPr>
+          <w:rFonts w:eastAsia="UD デジタル 教科書体 NK-R"/>
+          <w:color w:val="auto"/>
+        </w:rPr>
+        <w:t xml:space="preserve"> Uni</w:t>
       </w:r>
       <w:r>
         <w:rPr>
@@ -6313,6 +5813,13 @@
           <w:color w:val="auto"/>
         </w:rPr>
         <w:t>on</w:t>
+      </w:r>
+      <w:r>
+        <w:rPr>
+          <w:rFonts w:eastAsia="UD デジタル 教科書体 NK-R" w:hint="eastAsia"/>
+          <w:color w:val="auto"/>
+        </w:rPr>
+        <w:t xml:space="preserve"> (EGU)</w:t>
       </w:r>
     </w:p>
     <w:p>
@@ -6400,7 +5907,6 @@
           <w:rFonts w:eastAsia="UD デジタル 教科書体 NK-R"/>
         </w:rPr>
       </w:pPr>
-      <w:proofErr w:type="gramStart"/>
       <w:r>
         <w:rPr>
           <w:rFonts w:eastAsia="UD デジタル 教科書体 NK-R"/>
@@ -6419,14 +5925,7 @@
         <w:rPr>
           <w:rFonts w:eastAsia="UD デジタル 教科書体 NK-R"/>
         </w:rPr>
-        <w:t>ommunications</w:t>
-      </w:r>
-      <w:proofErr w:type="gramEnd"/>
-      <w:r>
-        <w:rPr>
-          <w:rFonts w:eastAsia="UD デジタル 教科書体 NK-R"/>
-        </w:rPr>
-        <w:t xml:space="preserve"> Earth and Environment</w:t>
+        <w:t>ommunications Earth and Environment</w:t>
       </w:r>
     </w:p>
     <w:p>
@@ -6484,21 +5983,7 @@
         <w:rPr>
           <w:rFonts w:eastAsia="UD デジタル 教科書体 NK-R"/>
         </w:rPr>
-        <w:t xml:space="preserve">Geophysical </w:t>
-      </w:r>
-      <w:proofErr w:type="spellStart"/>
-      <w:r>
-        <w:rPr>
-          <w:rFonts w:eastAsia="UD デジタル 教科書体 NK-R"/>
-        </w:rPr>
-        <w:t>Reserach</w:t>
-      </w:r>
-      <w:proofErr w:type="spellEnd"/>
-      <w:r>
-        <w:rPr>
-          <w:rFonts w:eastAsia="UD デジタル 教科書体 NK-R"/>
-        </w:rPr>
-        <w:t xml:space="preserve"> Letters</w:t>
+        <w:t>Geophysical Reserach Letters</w:t>
       </w:r>
     </w:p>
     <w:p>
@@ -6506,7 +5991,7 @@
         <w:pStyle w:val="Default"/>
         <w:spacing w:after="105" w:line="288" w:lineRule="auto"/>
         <w:rPr>
-          <w:rFonts w:eastAsia="UD デジタル 教科書体 NK-R" w:hint="eastAsia"/>
+          <w:rFonts w:eastAsia="UD デジタル 教科書体 NK-R"/>
         </w:rPr>
       </w:pPr>
       <w:r>
